--- a/docs/papers/multi-agent-narrative-game-engineering.docx
+++ b/docs/papers/multi-agent-narrative-game-engineering.docx
@@ -4,6 +4,7 @@
   <w:body>
     <w:p>
       <w:pPr>
+        <w:pStyle w:val="Heading1"/>
         <w:spacing w:before="280" w:after="120"/>
         <w:jc w:val="center"/>
       </w:pPr>
@@ -19,19 +20,22 @@
     </w:p>
     <w:p>
       <w:pPr>
-        <w:spacing w:before="200" w:after="120"/>
+        <w:spacing w:after="360"/>
+        <w:jc w:val="center"/>
       </w:pPr>
       <w:r>
         <w:rPr>
           <w:rFonts w:ascii="Times New Roman" w:hAnsi="Times New Roman" w:eastAsia="黑体"/>
-          <w:b/>
-          <w:sz w:val="25"/>
+          <w:b w:val="0"/>
+          <w:color w:val="6B6259"/>
+          <w:sz w:val="23"/>
         </w:rPr>
         <w:t>——以《这真的是对的时间线吗？》第一章为例</w:t>
       </w:r>
     </w:p>
     <w:p>
       <w:pPr>
+        <w:pStyle w:val="Heading2"/>
         <w:spacing w:before="280" w:after="120"/>
       </w:pPr>
       <w:r>
@@ -102,8 +106,16 @@
     </w:p>
     <w:p>
       <w:pPr>
-        <w:pStyle w:val="ListNumber"/>
-      </w:pPr>
+        <w:spacing w:after="60"/>
+        <w:ind w:left="482" w:hanging="482"/>
+      </w:pPr>
+      <w:r>
+        <w:rPr>
+          <w:rFonts w:ascii="Times New Roman" w:hAnsi="Times New Roman" w:eastAsia="黑体"/>
+          <w:sz w:val="21"/>
+        </w:rPr>
+        <w:t xml:space="preserve">1. </w:t>
+      </w:r>
       <w:r>
         <w:rPr>
           <w:rFonts w:ascii="Times New Roman" w:hAnsi="Times New Roman" w:eastAsia="宋体"/>
@@ -122,8 +134,16 @@
     </w:p>
     <w:p>
       <w:pPr>
-        <w:pStyle w:val="ListNumber"/>
-      </w:pPr>
+        <w:spacing w:after="60"/>
+        <w:ind w:left="482" w:hanging="482"/>
+      </w:pPr>
+      <w:r>
+        <w:rPr>
+          <w:rFonts w:ascii="Times New Roman" w:hAnsi="Times New Roman" w:eastAsia="黑体"/>
+          <w:sz w:val="21"/>
+        </w:rPr>
+        <w:t xml:space="preserve">2. </w:t>
+      </w:r>
       <w:r>
         <w:rPr>
           <w:rFonts w:ascii="Times New Roman" w:hAnsi="Times New Roman" w:eastAsia="宋体"/>
@@ -142,8 +162,16 @@
     </w:p>
     <w:p>
       <w:pPr>
-        <w:pStyle w:val="ListNumber"/>
-      </w:pPr>
+        <w:spacing w:after="60"/>
+        <w:ind w:left="482" w:hanging="482"/>
+      </w:pPr>
+      <w:r>
+        <w:rPr>
+          <w:rFonts w:ascii="Times New Roman" w:hAnsi="Times New Roman" w:eastAsia="黑体"/>
+          <w:sz w:val="21"/>
+        </w:rPr>
+        <w:t xml:space="preserve">3. </w:t>
+      </w:r>
       <w:r>
         <w:rPr>
           <w:rFonts w:ascii="Times New Roman" w:hAnsi="Times New Roman" w:eastAsia="宋体"/>
@@ -170,7 +198,7 @@
           <w:rFonts w:ascii="Times New Roman" w:hAnsi="Times New Roman" w:eastAsia="宋体"/>
           <w:sz w:val="21"/>
         </w:rPr>
-        <w:t>文中同时给出 12 条可复刻实践与 5 条反模式，并论证该项目实施过程能否沉淀为 Skill 包。</w:t>
+        <w:t>文中同时给出 12 条可复刻实践与 5 条反模式，并论证该项目实施过程能否沉淀为 Skill 包。全文将工程事实与多智能体协作、游戏设计理论及软件工程验证方法的既有文献对照（共 53 处引文），以便读者区分哪些结论是本项目特有、哪些是可迁移的一般规律。</w:t>
       </w:r>
     </w:p>
     <w:p>
@@ -204,6 +232,7 @@
     </w:p>
     <w:p>
       <w:pPr>
+        <w:pStyle w:val="Heading2"/>
         <w:spacing w:before="280" w:after="120"/>
       </w:pPr>
       <w:r>
@@ -226,7 +255,22 @@
           <w:rFonts w:ascii="Times New Roman" w:hAnsi="Times New Roman" w:eastAsia="宋体"/>
           <w:sz w:val="21"/>
         </w:rPr>
-        <w:t>黑客松项目的典型叙事是"48 小时极限冲刺"。本项目的真实形态不同：</w:t>
+        <w:t>黑客松项目的典型叙事是"48 小时极限冲刺"。已有研究指出，黑客松的价值与其说来自时长，不如说来自</w:t>
+      </w:r>
+      <w:r>
+        <w:rPr>
+          <w:rFonts w:ascii="Times New Roman" w:hAnsi="Times New Roman" w:eastAsia="宋体"/>
+          <w:b/>
+          <w:sz w:val="21"/>
+        </w:rPr>
+        <w:t>共处办公、密集反馈与明确的交付边界</w:t>
+      </w:r>
+      <w:r>
+        <w:rPr>
+          <w:rFonts w:ascii="Times New Roman" w:hAnsi="Times New Roman" w:eastAsia="宋体"/>
+          <w:sz w:val="21"/>
+        </w:rPr>
+        <w:t>[1]。本项目的真实形态不同：</w:t>
       </w:r>
     </w:p>
     <w:p>
@@ -349,6 +393,90 @@
           <w:sz w:val="21"/>
         </w:rPr>
         <w:t>本文以工程事实回答这个问题。</w:t>
+      </w:r>
+    </w:p>
+    <w:p>
+      <w:pPr>
+        <w:pStyle w:val="Heading3"/>
+        <w:spacing w:before="200" w:after="120"/>
+      </w:pPr>
+      <w:r>
+        <w:rPr>
+          <w:rFonts w:ascii="Times New Roman" w:hAnsi="Times New Roman" w:eastAsia="黑体"/>
+          <w:b/>
+          <w:color w:val="3A3733"/>
+          <w:sz w:val="25"/>
+        </w:rPr>
+        <w:t>1.1 相关工作与本文位置</w:t>
+      </w:r>
+    </w:p>
+    <w:p>
+      <w:pPr>
+        <w:spacing w:after="120"/>
+        <w:ind w:firstLine="0"/>
+      </w:pPr>
+      <w:r>
+        <w:rPr>
+          <w:rFonts w:ascii="Times New Roman" w:hAnsi="Times New Roman" w:eastAsia="宋体"/>
+          <w:sz w:val="21"/>
+        </w:rPr>
+        <w:t>以大语言模型为执行体的多智能体协作，近两年已有成型范式：AutoGen[2] 给出可对话的多智能体编排框架；MetaGPT[3] 与 ChatDev[4] 把软件组织的角色分工（产品、架构、开发、测试）编码为流水线，用"标准作业程序"降低协作熵；Generative Agents[5] 则证明带记忆流的智能体可以产生可信的长期行为。</w:t>
+      </w:r>
+    </w:p>
+    <w:p>
+      <w:pPr>
+        <w:spacing w:after="120"/>
+        <w:ind w:firstLine="0"/>
+      </w:pPr>
+      <w:r>
+        <w:rPr>
+          <w:rFonts w:ascii="Times New Roman" w:hAnsi="Times New Roman" w:eastAsia="宋体"/>
+          <w:sz w:val="21"/>
+        </w:rPr>
+        <w:t>但这些工作的验证场景多是被约束的评测任务（代码生成正确率、任务完成率）。本文的差异在于</w:t>
+      </w:r>
+      <w:r>
+        <w:rPr>
+          <w:rFonts w:ascii="Times New Roman" w:hAnsi="Times New Roman" w:eastAsia="宋体"/>
+          <w:b/>
+          <w:sz w:val="21"/>
+        </w:rPr>
+        <w:t>场景是真实交付</w:t>
+      </w:r>
+      <w:r>
+        <w:rPr>
+          <w:rFonts w:ascii="Times New Roman" w:hAnsi="Times New Roman" w:eastAsia="宋体"/>
+          <w:sz w:val="21"/>
+        </w:rPr>
+        <w:t>：1 名人类队长 + 5 个 AI 角色在 10 天内产出三端可运行构建，因此必须回答评测任务不会遇到的问题——版本归属、资产治理、跨角色事实对齐，以及"谁来验收 AI 的产出"。</w:t>
+      </w:r>
+    </w:p>
+    <w:p>
+      <w:pPr>
+        <w:spacing w:after="120"/>
+        <w:ind w:firstLine="0"/>
+      </w:pPr>
+      <w:r>
+        <w:rPr>
+          <w:rFonts w:ascii="Times New Roman" w:hAnsi="Times New Roman" w:eastAsia="宋体"/>
+          <w:sz w:val="21"/>
+        </w:rPr>
+        <w:t>本文不复述这些框架的设计，而是报告</w:t>
+      </w:r>
+      <w:r>
+        <w:rPr>
+          <w:rFonts w:ascii="Times New Roman" w:hAnsi="Times New Roman" w:eastAsia="宋体"/>
+          <w:b/>
+          <w:sz w:val="21"/>
+        </w:rPr>
+        <w:t>它们在真实交付压力下哪些机制真正起作用</w:t>
+      </w:r>
+      <w:r>
+        <w:rPr>
+          <w:rFonts w:ascii="Times New Roman" w:hAnsi="Times New Roman" w:eastAsia="宋体"/>
+          <w:sz w:val="21"/>
+        </w:rPr>
+        <w:t>。</w:t>
       </w:r>
     </w:p>
     <w:p>
@@ -361,6 +489,7 @@
     </w:p>
     <w:p>
       <w:pPr>
+        <w:pStyle w:val="Heading2"/>
         <w:spacing w:before="280" w:after="120"/>
       </w:pPr>
       <w:r>
@@ -375,12 +504,14 @@
     </w:p>
     <w:p>
       <w:pPr>
+        <w:pStyle w:val="Heading3"/>
         <w:spacing w:before="200" w:after="120"/>
       </w:pPr>
       <w:r>
         <w:rPr>
           <w:rFonts w:ascii="Times New Roman" w:hAnsi="Times New Roman" w:eastAsia="黑体"/>
           <w:b/>
+          <w:color w:val="3A3733"/>
           <w:sz w:val="25"/>
         </w:rPr>
         <w:t>2.1 作品定位</w:t>
@@ -431,12 +562,14 @@
     </w:p>
     <w:p>
       <w:pPr>
+        <w:pStyle w:val="Heading3"/>
         <w:spacing w:before="200" w:after="120"/>
       </w:pPr>
       <w:r>
         <w:rPr>
           <w:rFonts w:ascii="Times New Roman" w:hAnsi="Times New Roman" w:eastAsia="黑体"/>
           <w:b/>
+          <w:color w:val="3A3733"/>
           <w:sz w:val="25"/>
         </w:rPr>
         <w:t>2.2 交付清单（截至 2026-09-22）</w:t>
@@ -797,12 +930,14 @@
     <w:p/>
     <w:p>
       <w:pPr>
+        <w:pStyle w:val="Heading3"/>
         <w:spacing w:before="200" w:after="120"/>
       </w:pPr>
       <w:r>
         <w:rPr>
           <w:rFonts w:ascii="Times New Roman" w:hAnsi="Times New Roman" w:eastAsia="黑体"/>
           <w:b/>
+          <w:color w:val="3A3733"/>
           <w:sz w:val="25"/>
         </w:rPr>
         <w:t>2.3 时间线</w:t>
@@ -1140,6 +1275,7 @@
     </w:p>
     <w:p>
       <w:pPr>
+        <w:pStyle w:val="Heading2"/>
         <w:spacing w:before="280" w:after="120"/>
       </w:pPr>
       <w:r>
@@ -1154,12 +1290,14 @@
     </w:p>
     <w:p>
       <w:pPr>
+        <w:pStyle w:val="Heading3"/>
         <w:spacing w:before="200" w:after="120"/>
       </w:pPr>
       <w:r>
         <w:rPr>
           <w:rFonts w:ascii="Times New Roman" w:hAnsi="Times New Roman" w:eastAsia="黑体"/>
           <w:b/>
+          <w:color w:val="3A3733"/>
           <w:sz w:val="25"/>
         </w:rPr>
         <w:t>3.1 平台机制转译：把"提问有成本"做成机制</w:t>
@@ -1206,6 +1344,49 @@
           <w:sz w:val="21"/>
         </w:rPr>
         <w:t>：把平台的运作规则直接变成玩家的决策约束。</w:t>
+      </w:r>
+    </w:p>
+    <w:p>
+      <w:pPr>
+        <w:spacing w:after="120"/>
+        <w:ind w:firstLine="0"/>
+      </w:pPr>
+      <w:r>
+        <w:rPr>
+          <w:rFonts w:ascii="Times New Roman" w:hAnsi="Times New Roman" w:eastAsia="宋体"/>
+          <w:sz w:val="21"/>
+        </w:rPr>
+        <w:t>这一取向有明确的理论出处。Bogost 的</w:t>
+      </w:r>
+      <w:r>
+        <w:rPr>
+          <w:rFonts w:ascii="Times New Roman" w:hAnsi="Times New Roman" w:eastAsia="宋体"/>
+          <w:b/>
+          <w:sz w:val="21"/>
+        </w:rPr>
+        <w:t>程序修辞</w:t>
+      </w:r>
+      <w:r>
+        <w:rPr>
+          <w:rFonts w:ascii="Times New Roman" w:hAnsi="Times New Roman" w:eastAsia="宋体"/>
+          <w:sz w:val="21"/>
+        </w:rPr>
+        <w:t>（procedural rhetoric）指出：电子游戏的表达能力来自</w:t>
+      </w:r>
+      <w:r>
+        <w:rPr>
+          <w:rFonts w:ascii="Times New Roman" w:hAnsi="Times New Roman" w:eastAsia="宋体"/>
+          <w:b/>
+          <w:sz w:val="21"/>
+        </w:rPr>
+        <w:t>规则与过程本身</w:t>
+      </w:r>
+      <w:r>
+        <w:rPr>
+          <w:rFonts w:ascii="Times New Roman" w:hAnsi="Times New Roman" w:eastAsia="宋体"/>
+          <w:sz w:val="21"/>
+        </w:rPr>
+        <w:t>，而非表面表征——玩家在系统中"做"出的论证，比系统"说"出的论证更具说服力[6]。MDA 框架同样把"机制（Mechanics）"放在"动态（Dynamics）→ 美学体验（Aesthetics）"这条因果链的起点[7]，即体验是机制的产物，而不是贴图的产物。</w:t>
       </w:r>
     </w:p>
     <w:tbl>
@@ -1335,7 +1516,7 @@
                 <w:rFonts w:ascii="Times New Roman" w:hAnsi="Times New Roman" w:eastAsia="宋体"/>
                 <w:sz w:val="20"/>
               </w:rPr>
-              <w:t>稀缺性驱动决策</w:t>
+              <w:t>稀缺性驱动决策[8]</w:t>
             </w:r>
           </w:p>
         </w:tc>
@@ -1544,12 +1725,14 @@
     </w:p>
     <w:p>
       <w:pPr>
+        <w:pStyle w:val="Heading3"/>
         <w:spacing w:before="200" w:after="120"/>
       </w:pPr>
       <w:r>
         <w:rPr>
           <w:rFonts w:ascii="Times New Roman" w:hAnsi="Times New Roman" w:eastAsia="黑体"/>
           <w:b/>
+          <w:color w:val="3A3733"/>
           <w:sz w:val="25"/>
         </w:rPr>
         <w:t>3.2 三层证据模型：把"知道"与"理解"拆开</w:t>
@@ -1912,12 +2095,57 @@
     </w:p>
     <w:p>
       <w:pPr>
+        <w:spacing w:after="120"/>
+        <w:ind w:firstLine="0"/>
+      </w:pPr>
+      <w:r>
+        <w:rPr>
+          <w:rFonts w:ascii="Times New Roman" w:hAnsi="Times New Roman" w:eastAsia="宋体"/>
+          <w:sz w:val="21"/>
+        </w:rPr>
+        <w:t>这一分层并非文字游戏，它对应教育目标分类学中"记忆/理解"与"应用/分析"的层级区分[9]：能复述事实与能运用事实解决问题，是两种不同的能力。Shaffer 关于</w:t>
+      </w:r>
+      <w:r>
+        <w:rPr>
+          <w:rFonts w:ascii="Times New Roman" w:hAnsi="Times New Roman" w:eastAsia="宋体"/>
+          <w:b/>
+          <w:sz w:val="21"/>
+        </w:rPr>
+        <w:t>认知游戏</w:t>
+      </w:r>
+      <w:r>
+        <w:rPr>
+          <w:rFonts w:ascii="Times New Roman" w:hAnsi="Times New Roman" w:eastAsia="宋体"/>
+          <w:sz w:val="21"/>
+        </w:rPr>
+        <w:t>（epistemic games）的研究进一步指出，专业能力的养成依赖让人进入该领域的</w:t>
+      </w:r>
+      <w:r>
+        <w:rPr>
+          <w:rFonts w:ascii="Times New Roman" w:hAnsi="Times New Roman" w:eastAsia="宋体"/>
+          <w:b/>
+          <w:sz w:val="21"/>
+        </w:rPr>
+        <w:t>认知框架</w:t>
+      </w:r>
+      <w:r>
+        <w:rPr>
+          <w:rFonts w:ascii="Times New Roman" w:hAnsi="Times New Roman" w:eastAsia="宋体"/>
+          <w:sz w:val="21"/>
+        </w:rPr>
+        <w:t>并完成真实任务，而非记住结论[10]——这正是"拿到道具（记住）≠ 理解（运用）"在玩法上的落点。</w:t>
+      </w:r>
+    </w:p>
+    <w:p>
+      <w:pPr>
+        <w:pStyle w:val="Heading3"/>
         <w:spacing w:before="200" w:after="120"/>
       </w:pPr>
       <w:r>
         <w:rPr>
           <w:rFonts w:ascii="Times New Roman" w:hAnsi="Times New Roman" w:eastAsia="黑体"/>
           <w:b/>
+          <w:color w:val="3A3733"/>
           <w:sz w:val="25"/>
         </w:rPr>
         <w:t>3.3 失败作为后果，而非重置</w:t>
@@ -2020,17 +2248,34 @@
           <w:rFonts w:ascii="Times New Roman" w:hAnsi="Times New Roman" w:eastAsia="宋体"/>
           <w:sz w:val="21"/>
         </w:rPr>
-        <w:t>：历史题材的悲剧性来自"不可撤销"，而不是"操作失误"。把失败写成后果，既服务主题，也降低探索的恐惧成本——鼓励玩家做高风险调查。</w:t>
+        <w:t>：Juul 在《失败的艺术》中论证，玩家体验到的失败本质上是"规则所定义的失败"，失败的意义由规则赋予，而非由挫败感赋予[11]；Salen 与 Zimmerman 关于</w:t>
+      </w:r>
+      <w:r>
+        <w:rPr>
+          <w:rFonts w:ascii="Times New Roman" w:hAnsi="Times New Roman" w:eastAsia="宋体"/>
+          <w:b/>
+          <w:sz w:val="21"/>
+        </w:rPr>
+        <w:t>有意义的选择</w:t>
+      </w:r>
+      <w:r>
+        <w:rPr>
+          <w:rFonts w:ascii="Times New Roman" w:hAnsi="Times New Roman" w:eastAsia="宋体"/>
+          <w:sz w:val="21"/>
+        </w:rPr>
+        <w:t>的讨论也强调，选择只有在产生可感知、不可随意撤销的结果时才有分量[12]。历史题材的悲剧性来自"不可撤销"，而不是"操作失误"。把失败写成后果，既服务主题，也降低探索的恐惧成本——鼓励玩家做高风险调查。</w:t>
       </w:r>
     </w:p>
     <w:p>
       <w:pPr>
+        <w:pStyle w:val="Heading3"/>
         <w:spacing w:before="200" w:after="120"/>
       </w:pPr>
       <w:r>
         <w:rPr>
           <w:rFonts w:ascii="Times New Roman" w:hAnsi="Times New Roman" w:eastAsia="黑体"/>
           <w:b/>
+          <w:color w:val="3A3733"/>
           <w:sz w:val="25"/>
         </w:rPr>
         <w:t>3.4 多结局的道德结构</w:t>
@@ -2228,12 +2473,57 @@
     </w:p>
     <w:p>
       <w:pPr>
+        <w:spacing w:after="120"/>
+        <w:ind w:firstLine="0"/>
+      </w:pPr>
+      <w:r>
+        <w:rPr>
+          <w:rFonts w:ascii="Times New Roman" w:hAnsi="Times New Roman" w:eastAsia="宋体"/>
+          <w:sz w:val="21"/>
+        </w:rPr>
+        <w:t>"选择诗学"（choice poetics）的研究把戏剧性选择拆解为</w:t>
+      </w:r>
+      <w:r>
+        <w:rPr>
+          <w:rFonts w:ascii="Times New Roman" w:hAnsi="Times New Roman" w:eastAsia="宋体"/>
+          <w:b/>
+          <w:sz w:val="21"/>
+        </w:rPr>
+        <w:t>选项呈现、选择动机、选择后果</w:t>
+      </w:r>
+      <w:r>
+        <w:rPr>
+          <w:rFonts w:ascii="Times New Roman" w:hAnsi="Times New Roman" w:eastAsia="宋体"/>
+          <w:sz w:val="21"/>
+        </w:rPr>
+        <w:t>三个可分别设计的维度，并指出多结局作品最常见的失败，是让玩家在尚未理解选项含义时就被迫做出选择[13]。本项目的应对是把"理解"做成前置条件（§3.2 的解释层），而不是靠结算画面事后解释。Murray 关于</w:t>
+      </w:r>
+      <w:r>
+        <w:rPr>
+          <w:rFonts w:ascii="Times New Roman" w:hAnsi="Times New Roman" w:eastAsia="宋体"/>
+          <w:b/>
+          <w:sz w:val="21"/>
+        </w:rPr>
+        <w:t>代理感</w:t>
+      </w:r>
+      <w:r>
+        <w:rPr>
+          <w:rFonts w:ascii="Times New Roman" w:hAnsi="Times New Roman" w:eastAsia="宋体"/>
+          <w:sz w:val="21"/>
+        </w:rPr>
+        <w:t>（agency）的经典讨论同样指出，读者的满足感来自"有意义的选择"而非"无限的可能性"[14]——三个结局全部锚定在同一主题之下，而不是发散成三种类型的故事。</w:t>
+      </w:r>
+    </w:p>
+    <w:p>
+      <w:pPr>
+        <w:pStyle w:val="Heading3"/>
         <w:spacing w:before="200" w:after="120"/>
       </w:pPr>
       <w:r>
         <w:rPr>
           <w:rFonts w:ascii="Times New Roman" w:hAnsi="Times New Roman" w:eastAsia="黑体"/>
           <w:b/>
+          <w:color w:val="3A3733"/>
           <w:sz w:val="25"/>
         </w:rPr>
         <w:t>3.5 可读性优先的视觉规范</w:t>
@@ -2269,8 +2559,16 @@
     </w:p>
     <w:p>
       <w:pPr>
-        <w:pStyle w:val="ListNumber"/>
-      </w:pPr>
+        <w:spacing w:after="60"/>
+        <w:ind w:left="482" w:hanging="482"/>
+      </w:pPr>
+      <w:r>
+        <w:rPr>
+          <w:rFonts w:ascii="Times New Roman" w:hAnsi="Times New Roman" w:eastAsia="黑体"/>
+          <w:sz w:val="21"/>
+        </w:rPr>
+        <w:t xml:space="preserve">1. </w:t>
+      </w:r>
       <w:r>
         <w:rPr>
           <w:rFonts w:ascii="Times New Roman" w:hAnsi="Times New Roman" w:eastAsia="宋体"/>
@@ -2296,8 +2594,16 @@
     </w:p>
     <w:p>
       <w:pPr>
-        <w:pStyle w:val="ListNumber"/>
-      </w:pPr>
+        <w:spacing w:after="60"/>
+        <w:ind w:left="482" w:hanging="482"/>
+      </w:pPr>
+      <w:r>
+        <w:rPr>
+          <w:rFonts w:ascii="Times New Roman" w:hAnsi="Times New Roman" w:eastAsia="黑体"/>
+          <w:sz w:val="21"/>
+        </w:rPr>
+        <w:t xml:space="preserve">2. </w:t>
+      </w:r>
       <w:r>
         <w:rPr>
           <w:rFonts w:ascii="Times New Roman" w:hAnsi="Times New Roman" w:eastAsia="宋体"/>
@@ -2323,8 +2629,16 @@
     </w:p>
     <w:p>
       <w:pPr>
-        <w:pStyle w:val="ListNumber"/>
-      </w:pPr>
+        <w:spacing w:after="60"/>
+        <w:ind w:left="482" w:hanging="482"/>
+      </w:pPr>
+      <w:r>
+        <w:rPr>
+          <w:rFonts w:ascii="Times New Roman" w:hAnsi="Times New Roman" w:eastAsia="黑体"/>
+          <w:sz w:val="21"/>
+        </w:rPr>
+        <w:t xml:space="preserve">3. </w:t>
+      </w:r>
       <w:r>
         <w:rPr>
           <w:rFonts w:ascii="Times New Roman" w:hAnsi="Times New Roman" w:eastAsia="宋体"/>
@@ -2338,14 +2652,14 @@
           <w:b/>
           <w:sz w:val="21"/>
         </w:rPr>
-        <w:t>WCAG 4.5:1</w:t>
-      </w:r>
-      <w:r>
-        <w:rPr>
-          <w:rFonts w:ascii="Times New Roman" w:hAnsi="Times New Roman" w:eastAsia="宋体"/>
-          <w:sz w:val="21"/>
-        </w:rPr>
-        <w:t xml:space="preserve"> 作为可读性下限，并以像素统计做客观验收</w:t>
+        <w:t>WCAG 2.1 的 4.5:1 对比度下限</w:t>
+      </w:r>
+      <w:r>
+        <w:rPr>
+          <w:rFonts w:ascii="Times New Roman" w:hAnsi="Times New Roman" w:eastAsia="宋体"/>
+          <w:sz w:val="21"/>
+        </w:rPr>
+        <w:t>（AA 级正文要求）作为可读性判据[15]，并以像素统计做客观验收</w:t>
       </w:r>
     </w:p>
     <w:p>
@@ -2371,6 +2685,7 @@
     </w:p>
     <w:p>
       <w:pPr>
+        <w:pStyle w:val="Heading2"/>
         <w:spacing w:before="280" w:after="120"/>
       </w:pPr>
       <w:r>
@@ -2385,12 +2700,14 @@
     </w:p>
     <w:p>
       <w:pPr>
+        <w:pStyle w:val="Heading3"/>
         <w:spacing w:before="200" w:after="120"/>
       </w:pPr>
       <w:r>
         <w:rPr>
           <w:rFonts w:ascii="Times New Roman" w:hAnsi="Times New Roman" w:eastAsia="黑体"/>
           <w:b/>
+          <w:color w:val="3A3733"/>
           <w:sz w:val="25"/>
         </w:rPr>
         <w:t>4.1 引擎与多端导出矩阵</w:t>
@@ -2624,7 +2941,7 @@
                 <w:rFonts w:ascii="Times New Roman" w:hAnsi="Times New Roman" w:eastAsia="宋体"/>
                 <w:sz w:val="20"/>
               </w:rPr>
-              <w:t>一份工程三端产物</w:t>
+              <w:t>一份工程三端产物；WebAssembly 提供接近原生的执行性能[16]</w:t>
             </w:r>
           </w:p>
         </w:tc>
@@ -2746,12 +3063,14 @@
     </w:p>
     <w:p>
       <w:pPr>
+        <w:pStyle w:val="Heading3"/>
         <w:spacing w:before="200" w:after="120"/>
       </w:pPr>
       <w:r>
         <w:rPr>
           <w:rFonts w:ascii="Times New Roman" w:hAnsi="Times New Roman" w:eastAsia="黑体"/>
           <w:b/>
+          <w:color w:val="3A3733"/>
           <w:sz w:val="25"/>
         </w:rPr>
         <w:t>4.2 内容与运行时分层</w:t>
@@ -2970,12 +3289,14 @@
     </w:p>
     <w:p>
       <w:pPr>
+        <w:pStyle w:val="Heading3"/>
         <w:spacing w:before="200" w:after="120"/>
       </w:pPr>
       <w:r>
         <w:rPr>
           <w:rFonts w:ascii="Times New Roman" w:hAnsi="Times New Roman" w:eastAsia="黑体"/>
           <w:b/>
+          <w:color w:val="3A3733"/>
           <w:sz w:val="25"/>
         </w:rPr>
         <w:t>4.3 数据驱动运行时</w:t>
@@ -3381,12 +3702,42 @@
     </w:p>
     <w:p>
       <w:pPr>
+        <w:spacing w:after="120"/>
+        <w:ind w:firstLine="0"/>
+      </w:pPr>
+      <w:r>
+        <w:rPr>
+          <w:rFonts w:ascii="Times New Roman" w:hAnsi="Times New Roman" w:eastAsia="宋体"/>
+          <w:sz w:val="21"/>
+        </w:rPr>
+        <w:t>从软件模式的角度看，这是</w:t>
+      </w:r>
+      <w:r>
+        <w:rPr>
+          <w:rFonts w:ascii="Times New Roman" w:hAnsi="Times New Roman" w:eastAsia="宋体"/>
+          <w:b/>
+          <w:sz w:val="21"/>
+        </w:rPr>
+        <w:t>解释器模式</w:t>
+      </w:r>
+      <w:r>
+        <w:rPr>
+          <w:rFonts w:ascii="Times New Roman" w:hAnsi="Times New Roman" w:eastAsia="宋体"/>
+          <w:sz w:val="21"/>
+        </w:rPr>
+        <w:t>（Interpreter）的直接应用：把"语言"的定义（效果与条件的算子集）与"句子"（契约 JSON）分离，运行时只负责求值[17]。它同时避开了数据驱动设计最常见的退化——把配置写成代码的近似物，最终仍然要靠改代码才能加分支。</w:t>
+      </w:r>
+    </w:p>
+    <w:p>
+      <w:pPr>
+        <w:pStyle w:val="Heading3"/>
         <w:spacing w:before="200" w:after="120"/>
       </w:pPr>
       <w:r>
         <w:rPr>
           <w:rFonts w:ascii="Times New Roman" w:hAnsi="Times New Roman" w:eastAsia="黑体"/>
           <w:b/>
+          <w:color w:val="3A3733"/>
           <w:sz w:val="25"/>
         </w:rPr>
         <w:t>4.4 交付链路工程</w:t>
@@ -3705,12 +4056,57 @@
     </w:p>
     <w:p>
       <w:pPr>
+        <w:spacing w:after="120"/>
+        <w:ind w:firstLine="0"/>
+      </w:pPr>
+      <w:r>
+        <w:rPr>
+          <w:rFonts w:ascii="Times New Roman" w:hAnsi="Times New Roman" w:eastAsia="宋体"/>
+          <w:sz w:val="21"/>
+        </w:rPr>
+        <w:t>这条弯路在标准层面有明确解释：HTTP 缓存的新鲜度由响应的缓存指令与缓存键共同决定，用</w:t>
+      </w:r>
+      <w:r>
+        <w:rPr>
+          <w:rFonts w:ascii="Times New Roman" w:hAnsi="Times New Roman" w:eastAsia="宋体"/>
+          <w:b/>
+          <w:sz w:val="21"/>
+        </w:rPr>
+        <w:t>可变引用</w:t>
+      </w:r>
+      <w:r>
+        <w:rPr>
+          <w:rFonts w:ascii="Times New Roman" w:hAnsi="Times New Roman" w:eastAsia="宋体"/>
+          <w:sz w:val="21"/>
+        </w:rPr>
+        <w:t>（分支名）指向</w:t>
+      </w:r>
+      <w:r>
+        <w:rPr>
+          <w:rFonts w:ascii="Times New Roman" w:hAnsi="Times New Roman" w:eastAsia="宋体"/>
+          <w:b/>
+          <w:sz w:val="21"/>
+        </w:rPr>
+        <w:t>可被重新构建的产物</w:t>
+      </w:r>
+      <w:r>
+        <w:rPr>
+          <w:rFonts w:ascii="Times New Roman" w:hAnsi="Times New Roman" w:eastAsia="宋体"/>
+          <w:sz w:val="21"/>
+        </w:rPr>
+        <w:t>，等于让缓存键无法区分两代字节[18]。若当时保留了子资源完整性校验（SRI），新旧不匹配会在加载阶段直接失败并报错，而不是表现为"引擎永不实例化"[19]。</w:t>
+      </w:r>
+    </w:p>
+    <w:p>
+      <w:pPr>
+        <w:pStyle w:val="Heading3"/>
         <w:spacing w:before="200" w:after="120"/>
       </w:pPr>
       <w:r>
         <w:rPr>
           <w:rFonts w:ascii="Times New Roman" w:hAnsi="Times New Roman" w:eastAsia="黑体"/>
           <w:b/>
+          <w:color w:val="3A3733"/>
           <w:sz w:val="25"/>
         </w:rPr>
         <w:t>4.5 平台接入：服务端中转模式</w:t>
@@ -3777,7 +4173,37 @@
           <w:rFonts w:ascii="Times New Roman" w:hAnsi="Times New Roman" w:eastAsia="宋体"/>
           <w:sz w:val="21"/>
         </w:rPr>
-        <w:t>：OAuth 换 token 需要 App Key 与 Access Secret，这两个密钥绝不能进入浏览器代码。</w:t>
+        <w:t>：OAuth 换 token 需要 App Key 与 Access Secret，这两个密钥绝不能进入浏览器代码。OAuth 2.0 授权框架把"客户端能否保守密钥"作为区分</w:t>
+      </w:r>
+      <w:r>
+        <w:rPr>
+          <w:rFonts w:ascii="Times New Roman" w:hAnsi="Times New Roman" w:eastAsia="宋体"/>
+          <w:b/>
+          <w:sz w:val="21"/>
+        </w:rPr>
+        <w:t>机密客户端</w:t>
+      </w:r>
+      <w:r>
+        <w:rPr>
+          <w:rFonts w:ascii="Times New Roman" w:hAnsi="Times New Roman" w:eastAsia="宋体"/>
+          <w:sz w:val="21"/>
+        </w:rPr>
+        <w:t>与</w:t>
+      </w:r>
+      <w:r>
+        <w:rPr>
+          <w:rFonts w:ascii="Times New Roman" w:hAnsi="Times New Roman" w:eastAsia="宋体"/>
+          <w:b/>
+          <w:sz w:val="21"/>
+        </w:rPr>
+        <w:t>公开客户端</w:t>
+      </w:r>
+      <w:r>
+        <w:rPr>
+          <w:rFonts w:ascii="Times New Roman" w:hAnsi="Times New Roman" w:eastAsia="宋体"/>
+          <w:sz w:val="21"/>
+        </w:rPr>
+        <w:t>的依据[20]；对运行在浏览器或桌面端的公开客户端，RFC 8252 给出了专门约束（例如不推荐用嵌入式 Web 视图承载授权页）[21]，而现行安全最佳实践要求公开客户端不持有客户端密钥[22]。</w:t>
       </w:r>
     </w:p>
     <w:p>
@@ -3813,7 +4239,22 @@
           <w:rFonts w:ascii="Times New Roman" w:hAnsi="Times New Roman" w:eastAsia="宋体"/>
           <w:sz w:val="21"/>
         </w:rPr>
-        <w:t xml:space="preserve"> 在弹窗被浏览器降级为新标签时为空，postMessage 不可靠；轮询方案</w:t>
+        <w:t xml:space="preserve"> 在弹窗被浏览器降级为新标签时为空，postMessage 不可靠；轮询在语义上等价于 OAuth 2.0 的</w:t>
+      </w:r>
+      <w:r>
+        <w:rPr>
+          <w:rFonts w:ascii="Times New Roman" w:hAnsi="Times New Roman" w:eastAsia="宋体"/>
+          <w:b/>
+          <w:sz w:val="21"/>
+        </w:rPr>
+        <w:t>设备授权许可</w:t>
+      </w:r>
+      <w:r>
+        <w:rPr>
+          <w:rFonts w:ascii="Times New Roman" w:hAnsi="Times New Roman" w:eastAsia="宋体"/>
+          <w:sz w:val="21"/>
+        </w:rPr>
+        <w:t>（Device Authorization Grant）：客户端持有一次性用户码，通过轮询换取令牌，从而在无法接收回调的环境里完成授权[23]。该方案</w:t>
       </w:r>
       <w:r>
         <w:rPr>
@@ -3861,12 +4302,14 @@
     </w:p>
     <w:p>
       <w:pPr>
+        <w:pStyle w:val="Heading3"/>
         <w:spacing w:before="200" w:after="120"/>
       </w:pPr>
       <w:r>
         <w:rPr>
           <w:rFonts w:ascii="Times New Roman" w:hAnsi="Times New Roman" w:eastAsia="黑体"/>
           <w:b/>
+          <w:color w:val="3A3733"/>
           <w:sz w:val="25"/>
         </w:rPr>
         <w:t>4.6 CI/CD 与制品发布</w:t>
@@ -4058,6 +4501,19 @@
     </w:p>
     <w:p>
       <w:pPr>
+        <w:spacing w:after="120"/>
+        <w:ind w:firstLine="0"/>
+      </w:pPr>
+      <w:r>
+        <w:rPr>
+          <w:rFonts w:ascii="Times New Roman" w:hAnsi="Times New Roman" w:eastAsia="宋体"/>
+          <w:sz w:val="21"/>
+        </w:rPr>
+        <w:t>流水线自动化的价值在持续交付实践中已有系统论述：把构建、测试与发布固化为可重复的自动流程，是缩短反馈周期、让"发布"成为常规动作而非偶发事件的前提[24]。本项目未做代码签名，因此 macOS 端会触发 Gatekeeper 的开发者身份提示——Apple 要求面向用户分发的软件经过签名与公证[25]，这也说明签名与公证是桌面分发链路上不可省略的一环。</w:t>
+      </w:r>
+    </w:p>
+    <w:p>
+      <w:pPr>
         <w:spacing w:before="120" w:after="120"/>
         <w:pBdr>
           <w:bottom w:val="single" w:sz="6" w:color="BBBBBB"/>
@@ -4066,6 +4522,7 @@
     </w:p>
     <w:p>
       <w:pPr>
+        <w:pStyle w:val="Heading2"/>
         <w:spacing w:before="280" w:after="120"/>
       </w:pPr>
       <w:r>
@@ -4080,12 +4537,14 @@
     </w:p>
     <w:p>
       <w:pPr>
+        <w:pStyle w:val="Heading3"/>
         <w:spacing w:before="200" w:after="120"/>
       </w:pPr>
       <w:r>
         <w:rPr>
           <w:rFonts w:ascii="Times New Roman" w:hAnsi="Times New Roman" w:eastAsia="黑体"/>
           <w:b/>
+          <w:color w:val="3A3733"/>
           <w:sz w:val="25"/>
         </w:rPr>
         <w:t>5.1 角色与职责</w:t>
@@ -4496,12 +4955,42 @@
     </w:p>
     <w:p>
       <w:pPr>
+        <w:spacing w:after="120"/>
+        <w:ind w:firstLine="0"/>
+      </w:pPr>
+      <w:r>
+        <w:rPr>
+          <w:rFonts w:ascii="Times New Roman" w:hAnsi="Times New Roman" w:eastAsia="宋体"/>
+          <w:sz w:val="21"/>
+        </w:rPr>
+        <w:t>多智能体系统的经典定义强调，智能体的关键特征之一是</w:t>
+      </w:r>
+      <w:r>
+        <w:rPr>
+          <w:rFonts w:ascii="Times New Roman" w:hAnsi="Times New Roman" w:eastAsia="宋体"/>
+          <w:b/>
+          <w:sz w:val="21"/>
+        </w:rPr>
+        <w:t>自主性受限于自身能力与目标</w:t>
+      </w:r>
+      <w:r>
+        <w:rPr>
+          <w:rFonts w:ascii="Times New Roman" w:hAnsi="Times New Roman" w:eastAsia="宋体"/>
+          <w:sz w:val="21"/>
+        </w:rPr>
+        <w:t>，而非无所不能[26]；任务分派的有效性同样依赖"谁能做什么"这一信息在系统内可判定[27]。把边界写进文档，就是把这一判定从模型的自由推断变成显式规则。</w:t>
+      </w:r>
+    </w:p>
+    <w:p>
+      <w:pPr>
+        <w:pStyle w:val="Heading3"/>
         <w:spacing w:before="200" w:after="120"/>
       </w:pPr>
       <w:r>
         <w:rPr>
           <w:rFonts w:ascii="Times New Roman" w:hAnsi="Times New Roman" w:eastAsia="黑体"/>
           <w:b/>
+          <w:color w:val="3A3733"/>
           <w:sz w:val="25"/>
         </w:rPr>
         <w:t>5.2 文件型协作接口</w:t>
@@ -4635,12 +5124,117 @@
     </w:p>
     <w:p>
       <w:pPr>
+        <w:spacing w:after="120"/>
+        <w:ind w:firstLine="0"/>
+      </w:pPr>
+      <w:r>
+        <w:rPr>
+          <w:rFonts w:ascii="Times New Roman" w:hAnsi="Times New Roman" w:eastAsia="宋体"/>
+          <w:sz w:val="21"/>
+        </w:rPr>
+        <w:t>这一设计的理论根子在</w:t>
+      </w:r>
+      <w:r>
+        <w:rPr>
+          <w:rFonts w:ascii="Times New Roman" w:hAnsi="Times New Roman" w:eastAsia="宋体"/>
+          <w:b/>
+          <w:sz w:val="21"/>
+        </w:rPr>
+        <w:t>言语行为理论</w:t>
+      </w:r>
+      <w:r>
+        <w:rPr>
+          <w:rFonts w:ascii="Times New Roman" w:hAnsi="Times New Roman" w:eastAsia="宋体"/>
+          <w:sz w:val="21"/>
+        </w:rPr>
+        <w:t xml:space="preserve">：一句话不只是传递信息，它同时是在执行一个动作（通知、承诺、请求），而动作的成立需要可判定的条件[28]。智能体通信语言（ACL）把这一点工程化：消息被赋予 </w:t>
+      </w:r>
+      <w:r>
+        <w:rPr>
+          <w:rFonts w:ascii="Consolas" w:hAnsi="Consolas" w:eastAsia="宋体"/>
+          <w:color w:val="8A3A26"/>
+          <w:sz w:val="20"/>
+        </w:rPr>
+        <w:t>inform</w:t>
+      </w:r>
+      <w:r>
+        <w:rPr>
+          <w:rFonts w:ascii="Times New Roman" w:hAnsi="Times New Roman" w:eastAsia="宋体"/>
+          <w:sz w:val="21"/>
+        </w:rPr>
+        <w:t xml:space="preserve"> / </w:t>
+      </w:r>
+      <w:r>
+        <w:rPr>
+          <w:rFonts w:ascii="Consolas" w:hAnsi="Consolas" w:eastAsia="宋体"/>
+          <w:color w:val="8A3A26"/>
+          <w:sz w:val="20"/>
+        </w:rPr>
+        <w:t>request</w:t>
+      </w:r>
+      <w:r>
+        <w:rPr>
+          <w:rFonts w:ascii="Times New Roman" w:hAnsi="Times New Roman" w:eastAsia="宋体"/>
+          <w:sz w:val="21"/>
+        </w:rPr>
+        <w:t xml:space="preserve"> / </w:t>
+      </w:r>
+      <w:r>
+        <w:rPr>
+          <w:rFonts w:ascii="Consolas" w:hAnsi="Consolas" w:eastAsia="宋体"/>
+          <w:color w:val="8A3A26"/>
+          <w:sz w:val="20"/>
+        </w:rPr>
+        <w:t>agree</w:t>
+      </w:r>
+      <w:r>
+        <w:rPr>
+          <w:rFonts w:ascii="Times New Roman" w:hAnsi="Times New Roman" w:eastAsia="宋体"/>
+          <w:sz w:val="21"/>
+        </w:rPr>
+        <w:t xml:space="preserve"> 等标准类型，并规定其成立条件[29]。要求每条消息携带 </w:t>
+      </w:r>
+      <w:r>
+        <w:rPr>
+          <w:rFonts w:ascii="Consolas" w:hAnsi="Consolas" w:eastAsia="宋体"/>
+          <w:color w:val="8A3A26"/>
+          <w:sz w:val="20"/>
+        </w:rPr>
+        <w:t>type</w:t>
+      </w:r>
+      <w:r>
+        <w:rPr>
+          <w:rFonts w:ascii="Times New Roman" w:hAnsi="Times New Roman" w:eastAsia="宋体"/>
+          <w:sz w:val="21"/>
+        </w:rPr>
+        <w:t xml:space="preserve"> 与 </w:t>
+      </w:r>
+      <w:r>
+        <w:rPr>
+          <w:rFonts w:ascii="Consolas" w:hAnsi="Consolas" w:eastAsia="宋体"/>
+          <w:color w:val="8A3A26"/>
+          <w:sz w:val="20"/>
+        </w:rPr>
+        <w:t>evidence</w:t>
+      </w:r>
+      <w:r>
+        <w:rPr>
+          <w:rFonts w:ascii="Times New Roman" w:hAnsi="Times New Roman" w:eastAsia="宋体"/>
+          <w:sz w:val="21"/>
+        </w:rPr>
+        <w:t>，本质上是把"AI 说完成了"变成"AI 声明完成并给出可核对的条件"——只有后者可以被别人验收。</w:t>
+      </w:r>
+    </w:p>
+    <w:p>
+      <w:pPr>
+        <w:pStyle w:val="Heading3"/>
         <w:spacing w:before="200" w:after="120"/>
       </w:pPr>
       <w:r>
         <w:rPr>
           <w:rFonts w:ascii="Times New Roman" w:hAnsi="Times New Roman" w:eastAsia="黑体"/>
           <w:b/>
+          <w:color w:val="3A3733"/>
           <w:sz w:val="25"/>
         </w:rPr>
         <w:t>5.3 审校闭环</w:t>
@@ -5061,12 +5655,70 @@
     </w:p>
     <w:p>
       <w:pPr>
+        <w:spacing w:after="120"/>
+        <w:ind w:firstLine="0"/>
+      </w:pPr>
+      <w:r>
+        <w:rPr>
+          <w:rFonts w:ascii="Times New Roman" w:hAnsi="Times New Roman" w:eastAsia="宋体"/>
+          <w:sz w:val="21"/>
+        </w:rPr>
+        <w:t>这套"独立复核 + 分级打回"并非新发明，它是软件工程早期就被证明有效的</w:t>
+      </w:r>
+      <w:r>
+        <w:rPr>
+          <w:rFonts w:ascii="Times New Roman" w:hAnsi="Times New Roman" w:eastAsia="宋体"/>
+          <w:b/>
+          <w:sz w:val="21"/>
+        </w:rPr>
+        <w:t>代码审查制度</w:t>
+      </w:r>
+      <w:r>
+        <w:rPr>
+          <w:rFonts w:ascii="Times New Roman" w:hAnsi="Times New Roman" w:eastAsia="宋体"/>
+          <w:sz w:val="21"/>
+        </w:rPr>
+        <w:t>的智能体版本：Fagan 的审查流程通过把"作者自检"换成"独立角色按检查表复核"，显著降低了缺陷逃逸率[30]。它同样呼应了</w:t>
+      </w:r>
+      <w:r>
+        <w:rPr>
+          <w:rFonts w:ascii="Times New Roman" w:hAnsi="Times New Roman" w:eastAsia="宋体"/>
+          <w:b/>
+          <w:sz w:val="21"/>
+        </w:rPr>
+        <w:t>对抗性协作</w:t>
+      </w:r>
+      <w:r>
+        <w:rPr>
+          <w:rFonts w:ascii="Times New Roman" w:hAnsi="Times New Roman" w:eastAsia="宋体"/>
+          <w:sz w:val="21"/>
+        </w:rPr>
+        <w:t>（adversarial collaboration）的主张——分歧的解决方式不是让一方说服另一方，而是双方预先约定"什么证据能结束这场争论"[31]。本项目把这一点落到了可执行层：审校方提出的"提问预算 3 &lt; 4 不可达"，最终不是靠讨论结束，而是靠冒烟测试给出反例结束。</w:t>
+      </w:r>
+    </w:p>
+    <w:p>
+      <w:pPr>
+        <w:spacing w:after="120"/>
+        <w:ind w:firstLine="0"/>
+      </w:pPr>
+      <w:r>
+        <w:rPr>
+          <w:rFonts w:ascii="Times New Roman" w:hAnsi="Times New Roman" w:eastAsia="宋体"/>
+          <w:sz w:val="21"/>
+        </w:rPr>
+        <w:t>值得强调的是，这种对抗并不要求审校方总是正确。多版本编程（N-version programming）研究早已指出，独立实现的错误并不完全独立，冗余并不能自动带来正确性[32]——因此复核的价值不在"给出正确答案"，而在"迫使实现方把隐含假设显式化"。</w:t>
+      </w:r>
+    </w:p>
+    <w:p>
+      <w:pPr>
+        <w:pStyle w:val="Heading3"/>
         <w:spacing w:before="200" w:after="120"/>
       </w:pPr>
       <w:r>
         <w:rPr>
           <w:rFonts w:ascii="Times New Roman" w:hAnsi="Times New Roman" w:eastAsia="黑体"/>
           <w:b/>
+          <w:color w:val="3A3733"/>
           <w:sz w:val="25"/>
         </w:rPr>
         <w:t>5.4 唯一事实底稿</w:t>
@@ -5126,6 +5778,34 @@
           <w:sz w:val="21"/>
         </w:rPr>
         <w:t>。</w:t>
+      </w:r>
+    </w:p>
+    <w:p>
+      <w:pPr>
+        <w:spacing w:after="120"/>
+        <w:ind w:firstLine="0"/>
+      </w:pPr>
+      <w:r>
+        <w:rPr>
+          <w:rFonts w:ascii="Times New Roman" w:hAnsi="Times New Roman" w:eastAsia="宋体"/>
+          <w:sz w:val="21"/>
+        </w:rPr>
+        <w:t>团队认知研究表明，团队绩效与成员间</w:t>
+      </w:r>
+      <w:r>
+        <w:rPr>
+          <w:rFonts w:ascii="Times New Roman" w:hAnsi="Times New Roman" w:eastAsia="宋体"/>
+          <w:b/>
+          <w:sz w:val="21"/>
+        </w:rPr>
+        <w:t>共享心智模型</w:t>
+      </w:r>
+      <w:r>
+        <w:rPr>
+          <w:rFonts w:ascii="Times New Roman" w:hAnsi="Times New Roman" w:eastAsia="宋体"/>
+          <w:sz w:val="21"/>
+        </w:rPr>
+        <w:t>（shared mental model）的一致性正相关：当成员对任务、角色与协作关系持有相同理解时，协调成本显著降低[33]。把这一结论搬到多智能体场景，结论不变但要求更严苛——AI 之间没有非语言线索可以纠偏，文档是唯一的心智模型载体。</w:t>
       </w:r>
     </w:p>
     <w:p>
@@ -5138,6 +5818,7 @@
     </w:p>
     <w:p>
       <w:pPr>
+        <w:pStyle w:val="Heading2"/>
         <w:spacing w:before="280" w:after="120"/>
       </w:pPr>
       <w:r>
@@ -5152,12 +5833,14 @@
     </w:p>
     <w:p>
       <w:pPr>
+        <w:pStyle w:val="Heading3"/>
         <w:spacing w:before="200" w:after="120"/>
       </w:pPr>
       <w:r>
         <w:rPr>
           <w:rFonts w:ascii="Times New Roman" w:hAnsi="Times New Roman" w:eastAsia="黑体"/>
           <w:b/>
+          <w:color w:val="3A3733"/>
           <w:sz w:val="25"/>
         </w:rPr>
         <w:t>6.1 模型路由</w:t>
@@ -5456,12 +6139,27 @@
     </w:p>
     <w:p>
       <w:pPr>
+        <w:spacing w:after="120"/>
+        <w:ind w:firstLine="0"/>
+      </w:pPr>
+      <w:r>
+        <w:rPr>
+          <w:rFonts w:ascii="Times New Roman" w:hAnsi="Times New Roman" w:eastAsia="宋体"/>
+          <w:sz w:val="21"/>
+        </w:rPr>
+        <w:t>按任务性质选择模型并非本项目的独创：模型路由（LLM routing）研究已经证明，用低成本模型处理简单请求、把高成本模型留给困难请求，可以在几乎不损失质量的前提下显著降低成本[34]。本项目按任务类型而非难度评分路由，属于该思路的工程简化版。</w:t>
+      </w:r>
+    </w:p>
+    <w:p>
+      <w:pPr>
+        <w:pStyle w:val="Heading3"/>
         <w:spacing w:before="200" w:after="120"/>
       </w:pPr>
       <w:r>
         <w:rPr>
           <w:rFonts w:ascii="Times New Roman" w:hAnsi="Times New Roman" w:eastAsia="黑体"/>
           <w:b/>
+          <w:color w:val="3A3733"/>
           <w:sz w:val="25"/>
         </w:rPr>
         <w:t>6.2 Skills（按需加载的能力包）</w:t>
@@ -5889,12 +6587,72 @@
     </w:p>
     <w:p>
       <w:pPr>
+        <w:spacing w:after="120"/>
+        <w:ind w:firstLine="0"/>
+      </w:pPr>
+      <w:r>
+        <w:rPr>
+          <w:rFonts w:ascii="Times New Roman" w:hAnsi="Times New Roman" w:eastAsia="宋体"/>
+          <w:sz w:val="21"/>
+        </w:rPr>
+        <w:t>这一机制与两条已有技术路线同源：一是</w:t>
+      </w:r>
+      <w:r>
+        <w:rPr>
+          <w:rFonts w:ascii="Times New Roman" w:hAnsi="Times New Roman" w:eastAsia="宋体"/>
+          <w:b/>
+          <w:sz w:val="21"/>
+        </w:rPr>
+        <w:t>工具使用</w:t>
+      </w:r>
+      <w:r>
+        <w:rPr>
+          <w:rFonts w:ascii="Times New Roman" w:hAnsi="Times New Roman" w:eastAsia="宋体"/>
+          <w:sz w:val="21"/>
+        </w:rPr>
+        <w:t>——从 ReAct[35] 到 Toolformer[36]，让模型在推理过程中主动调用外部能力，而不是依赖参数记忆；二是</w:t>
+      </w:r>
+      <w:r>
+        <w:rPr>
+          <w:rFonts w:ascii="Times New Roman" w:hAnsi="Times New Roman" w:eastAsia="宋体"/>
+          <w:b/>
+          <w:sz w:val="21"/>
+        </w:rPr>
+        <w:t>检索增强生成</w:t>
+      </w:r>
+      <w:r>
+        <w:rPr>
+          <w:rFonts w:ascii="Times New Roman" w:hAnsi="Times New Roman" w:eastAsia="宋体"/>
+          <w:sz w:val="21"/>
+        </w:rPr>
+        <w:t>（RAG）[37]，在生成之前注入外部知识以降低事实性错误。Skill 与二者的差别在于注入时机与内容类型：Skill 注入的是</w:t>
+      </w:r>
+      <w:r>
+        <w:rPr>
+          <w:rFonts w:ascii="Times New Roman" w:hAnsi="Times New Roman" w:eastAsia="宋体"/>
+          <w:b/>
+          <w:sz w:val="21"/>
+        </w:rPr>
+        <w:t>流程性约束</w:t>
+      </w:r>
+      <w:r>
+        <w:rPr>
+          <w:rFonts w:ascii="Times New Roman" w:hAnsi="Times New Roman" w:eastAsia="宋体"/>
+          <w:sz w:val="21"/>
+        </w:rPr>
+        <w:t>（该怎么做、不该怎么做），而不是事实性内容。这正是它能在 UI、发布、审校这类有强约定的环节上立刻生效的原因。</w:t>
+      </w:r>
+    </w:p>
+    <w:p>
+      <w:pPr>
+        <w:pStyle w:val="Heading3"/>
         <w:spacing w:before="200" w:after="120"/>
       </w:pPr>
       <w:r>
         <w:rPr>
           <w:rFonts w:ascii="Times New Roman" w:hAnsi="Times New Roman" w:eastAsia="黑体"/>
           <w:b/>
+          <w:color w:val="3A3733"/>
           <w:sz w:val="25"/>
         </w:rPr>
         <w:t>6.3 MCP（模型上下文协议）</w:t>
@@ -6012,12 +6770,42 @@
     </w:p>
     <w:p>
       <w:pPr>
+        <w:spacing w:after="120"/>
+        <w:ind w:firstLine="0"/>
+      </w:pPr>
+      <w:r>
+        <w:rPr>
+          <w:rFonts w:ascii="Times New Roman" w:hAnsi="Times New Roman" w:eastAsia="宋体"/>
+          <w:sz w:val="21"/>
+        </w:rPr>
+        <w:t>MCP 是 Anthropic 于 2024 年提出的开放协议，用于把模型与外部数据源、工具之间的连接标准化[38]；它为"上下文"划出了协议化的边界，而不仅是把内容塞进提示词。与之互补的是面向智能体的</w:t>
+      </w:r>
+      <w:r>
+        <w:rPr>
+          <w:rFonts w:ascii="Times New Roman" w:hAnsi="Times New Roman" w:eastAsia="宋体"/>
+          <w:b/>
+          <w:sz w:val="21"/>
+        </w:rPr>
+        <w:t>虚拟上下文管理</w:t>
+      </w:r>
+      <w:r>
+        <w:rPr>
+          <w:rFonts w:ascii="Times New Roman" w:hAnsi="Times New Roman" w:eastAsia="宋体"/>
+          <w:sz w:val="21"/>
+        </w:rPr>
+        <w:t>思路：把长期记忆外置到可检索的存储中、按需换入上下文，而不是试图把所有历史压进有限的窗口[39]。本项目"决议写进知识库、会话结束不依赖模型记忆"的做法，是这一思路的朴素版本。</w:t>
+      </w:r>
+    </w:p>
+    <w:p>
+      <w:pPr>
+        <w:pStyle w:val="Heading3"/>
         <w:spacing w:before="200" w:after="120"/>
       </w:pPr>
       <w:r>
         <w:rPr>
           <w:rFonts w:ascii="Times New Roman" w:hAnsi="Times New Roman" w:eastAsia="黑体"/>
           <w:b/>
+          <w:color w:val="3A3733"/>
           <w:sz w:val="25"/>
         </w:rPr>
         <w:t>6.4 浏览器自动化</w:t>
@@ -6282,12 +7070,42 @@
     </w:p>
     <w:p>
       <w:pPr>
+        <w:spacing w:after="120"/>
+        <w:ind w:firstLine="0"/>
+      </w:pPr>
+      <w:r>
+        <w:rPr>
+          <w:rFonts w:ascii="Times New Roman" w:hAnsi="Times New Roman" w:eastAsia="宋体"/>
+          <w:sz w:val="21"/>
+        </w:rPr>
+        <w:t>这在 Web 智能体研究中是公认难点：真实网站的评测环境（WebArena[40]）与面向通用网页智能体的大规模数据集（Mind2Web[41]）都把"在真实页面上完成多步操作"作为核心能力，而这类能力的失败常常表现为"页面看起来加载了、实际不能用"。本项目把验证锚定在</w:t>
+      </w:r>
+      <w:r>
+        <w:rPr>
+          <w:rFonts w:ascii="Times New Roman" w:hAnsi="Times New Roman" w:eastAsia="宋体"/>
+          <w:b/>
+          <w:sz w:val="21"/>
+        </w:rPr>
+        <w:t>画面像素与状态差分</w:t>
+      </w:r>
+      <w:r>
+        <w:rPr>
+          <w:rFonts w:ascii="Times New Roman" w:hAnsi="Times New Roman" w:eastAsia="宋体"/>
+          <w:sz w:val="21"/>
+        </w:rPr>
+        <w:t>上，正是为了绕开"DOM 看起来正常"这一类假阳性。</w:t>
+      </w:r>
+    </w:p>
+    <w:p>
+      <w:pPr>
+        <w:pStyle w:val="Heading3"/>
         <w:spacing w:before="200" w:after="120"/>
       </w:pPr>
       <w:r>
         <w:rPr>
           <w:rFonts w:ascii="Times New Roman" w:hAnsi="Times New Roman" w:eastAsia="黑体"/>
           <w:b/>
+          <w:color w:val="3A3733"/>
           <w:sz w:val="25"/>
         </w:rPr>
         <w:t>6.5 桌面与远程插件</w:t>
@@ -6488,12 +7306,14 @@
     <w:p/>
     <w:p>
       <w:pPr>
+        <w:pStyle w:val="Heading3"/>
         <w:spacing w:before="200" w:after="120"/>
       </w:pPr>
       <w:r>
         <w:rPr>
           <w:rFonts w:ascii="Times New Roman" w:hAnsi="Times New Roman" w:eastAsia="黑体"/>
           <w:b/>
+          <w:color w:val="3A3733"/>
           <w:sz w:val="25"/>
         </w:rPr>
         <w:t>6.6 自研验证工具（本项目最有复用价值的部分）</w:t>
@@ -6897,6 +7717,79 @@
     </w:p>
     <w:p>
       <w:pPr>
+        <w:spacing w:after="120"/>
+        <w:ind w:firstLine="0"/>
+      </w:pPr>
+      <w:r>
+        <w:rPr>
+          <w:rFonts w:ascii="Times New Roman" w:hAnsi="Times New Roman" w:eastAsia="宋体"/>
+          <w:sz w:val="21"/>
+        </w:rPr>
+        <w:t>它们各自对应成熟测试理论中的一类实践：五路径冒烟与逐场景探针接近</w:t>
+      </w:r>
+      <w:r>
+        <w:rPr>
+          <w:rFonts w:ascii="Times New Roman" w:hAnsi="Times New Roman" w:eastAsia="宋体"/>
+          <w:b/>
+          <w:sz w:val="21"/>
+        </w:rPr>
+        <w:t>性质测试</w:t>
+      </w:r>
+      <w:r>
+        <w:rPr>
+          <w:rFonts w:ascii="Times New Roman" w:hAnsi="Times New Roman" w:eastAsia="宋体"/>
+          <w:sz w:val="21"/>
+        </w:rPr>
+        <w:t>（property-based testing）的思路——不枚举用例，而验证"对所有输入都应成立的性质"[42]，"同一改动后所有场景仍应正常加载"正是一条这样的性质；契约校验器承担的是</w:t>
+      </w:r>
+      <w:r>
+        <w:rPr>
+          <w:rFonts w:ascii="Times New Roman" w:hAnsi="Times New Roman" w:eastAsia="宋体"/>
+          <w:b/>
+          <w:sz w:val="21"/>
+        </w:rPr>
+        <w:t>消费者驱动的契约测试</w:t>
+      </w:r>
+      <w:r>
+        <w:rPr>
+          <w:rFonts w:ascii="Times New Roman" w:hAnsi="Times New Roman" w:eastAsia="宋体"/>
+          <w:sz w:val="21"/>
+        </w:rPr>
+        <w:t>角色，由消费方（运行时）声明所需字段、生产方（内容）负责满足[43]；而"换一条输入路径应得到等价结果"的检查属于</w:t>
+      </w:r>
+      <w:r>
+        <w:rPr>
+          <w:rFonts w:ascii="Times New Roman" w:hAnsi="Times New Roman" w:eastAsia="宋体"/>
+          <w:b/>
+          <w:sz w:val="21"/>
+        </w:rPr>
+        <w:t>蜕变测试</w:t>
+      </w:r>
+      <w:r>
+        <w:rPr>
+          <w:rFonts w:ascii="Times New Roman" w:hAnsi="Times New Roman" w:eastAsia="宋体"/>
+          <w:sz w:val="21"/>
+        </w:rPr>
+        <w:t>（metamorphic testing），用于在无法直接写出预期输出的场景下绕开</w:t>
+      </w:r>
+      <w:r>
+        <w:rPr>
+          <w:rFonts w:ascii="Times New Roman" w:hAnsi="Times New Roman" w:eastAsia="宋体"/>
+          <w:b/>
+          <w:sz w:val="21"/>
+        </w:rPr>
+        <w:t>测试预言问题</w:t>
+      </w:r>
+      <w:r>
+        <w:rPr>
+          <w:rFonts w:ascii="Times New Roman" w:hAnsi="Times New Roman" w:eastAsia="宋体"/>
+          <w:sz w:val="21"/>
+        </w:rPr>
+        <w:t>[44]——本项目的三结局路径正是这类"结果难以预先断言、但路径之间的等价关系可以断言"的对象。</w:t>
+      </w:r>
+    </w:p>
+    <w:p>
+      <w:pPr>
         <w:spacing w:before="120" w:after="120"/>
         <w:pBdr>
           <w:bottom w:val="single" w:sz="6" w:color="BBBBBB"/>
@@ -6905,6 +7798,7 @@
     </w:p>
     <w:p>
       <w:pPr>
+        <w:pStyle w:val="Heading2"/>
         <w:spacing w:before="280" w:after="120"/>
       </w:pPr>
       <w:r>
@@ -6919,12 +7813,14 @@
     </w:p>
     <w:p>
       <w:pPr>
+        <w:pStyle w:val="Heading3"/>
         <w:spacing w:before="200" w:after="120"/>
       </w:pPr>
       <w:r>
         <w:rPr>
           <w:rFonts w:ascii="Times New Roman" w:hAnsi="Times New Roman" w:eastAsia="黑体"/>
           <w:b/>
+          <w:color w:val="3A3733"/>
           <w:sz w:val="25"/>
         </w:rPr>
         <w:t>7.1 十二条可复用实践</w:t>
@@ -6932,8 +7828,16 @@
     </w:p>
     <w:p>
       <w:pPr>
-        <w:pStyle w:val="ListNumber"/>
-      </w:pPr>
+        <w:spacing w:after="60"/>
+        <w:ind w:left="482" w:hanging="482"/>
+      </w:pPr>
+      <w:r>
+        <w:rPr>
+          <w:rFonts w:ascii="Times New Roman" w:hAnsi="Times New Roman" w:eastAsia="黑体"/>
+          <w:sz w:val="21"/>
+        </w:rPr>
+        <w:t xml:space="preserve">1. </w:t>
+      </w:r>
       <w:r>
         <w:rPr>
           <w:rFonts w:ascii="Times New Roman" w:hAnsi="Times New Roman" w:eastAsia="宋体"/>
@@ -6967,8 +7871,16 @@
     </w:p>
     <w:p>
       <w:pPr>
-        <w:pStyle w:val="ListNumber"/>
-      </w:pPr>
+        <w:spacing w:after="60"/>
+        <w:ind w:left="482" w:hanging="482"/>
+      </w:pPr>
+      <w:r>
+        <w:rPr>
+          <w:rFonts w:ascii="Times New Roman" w:hAnsi="Times New Roman" w:eastAsia="黑体"/>
+          <w:sz w:val="21"/>
+        </w:rPr>
+        <w:t xml:space="preserve">2. </w:t>
+      </w:r>
       <w:r>
         <w:rPr>
           <w:rFonts w:ascii="Times New Roman" w:hAnsi="Times New Roman" w:eastAsia="宋体"/>
@@ -6987,8 +7899,16 @@
     </w:p>
     <w:p>
       <w:pPr>
-        <w:pStyle w:val="ListNumber"/>
-      </w:pPr>
+        <w:spacing w:after="60"/>
+        <w:ind w:left="482" w:hanging="482"/>
+      </w:pPr>
+      <w:r>
+        <w:rPr>
+          <w:rFonts w:ascii="Times New Roman" w:hAnsi="Times New Roman" w:eastAsia="黑体"/>
+          <w:sz w:val="21"/>
+        </w:rPr>
+        <w:t xml:space="preserve">3. </w:t>
+      </w:r>
       <w:r>
         <w:rPr>
           <w:rFonts w:ascii="Times New Roman" w:hAnsi="Times New Roman" w:eastAsia="宋体"/>
@@ -7007,8 +7927,16 @@
     </w:p>
     <w:p>
       <w:pPr>
-        <w:pStyle w:val="ListNumber"/>
-      </w:pPr>
+        <w:spacing w:after="60"/>
+        <w:ind w:left="482" w:hanging="482"/>
+      </w:pPr>
+      <w:r>
+        <w:rPr>
+          <w:rFonts w:ascii="Times New Roman" w:hAnsi="Times New Roman" w:eastAsia="黑体"/>
+          <w:sz w:val="21"/>
+        </w:rPr>
+        <w:t xml:space="preserve">4. </w:t>
+      </w:r>
       <w:r>
         <w:rPr>
           <w:rFonts w:ascii="Times New Roman" w:hAnsi="Times New Roman" w:eastAsia="宋体"/>
@@ -7027,8 +7955,16 @@
     </w:p>
     <w:p>
       <w:pPr>
-        <w:pStyle w:val="ListNumber"/>
-      </w:pPr>
+        <w:spacing w:after="60"/>
+        <w:ind w:left="482" w:hanging="482"/>
+      </w:pPr>
+      <w:r>
+        <w:rPr>
+          <w:rFonts w:ascii="Times New Roman" w:hAnsi="Times New Roman" w:eastAsia="黑体"/>
+          <w:sz w:val="21"/>
+        </w:rPr>
+        <w:t xml:space="preserve">5. </w:t>
+      </w:r>
       <w:r>
         <w:rPr>
           <w:rFonts w:ascii="Times New Roman" w:hAnsi="Times New Roman" w:eastAsia="宋体"/>
@@ -7047,8 +7983,16 @@
     </w:p>
     <w:p>
       <w:pPr>
-        <w:pStyle w:val="ListNumber"/>
-      </w:pPr>
+        <w:spacing w:after="60"/>
+        <w:ind w:left="482" w:hanging="482"/>
+      </w:pPr>
+      <w:r>
+        <w:rPr>
+          <w:rFonts w:ascii="Times New Roman" w:hAnsi="Times New Roman" w:eastAsia="黑体"/>
+          <w:sz w:val="21"/>
+        </w:rPr>
+        <w:t xml:space="preserve">6. </w:t>
+      </w:r>
       <w:r>
         <w:rPr>
           <w:rFonts w:ascii="Times New Roman" w:hAnsi="Times New Roman" w:eastAsia="宋体"/>
@@ -7067,8 +8011,16 @@
     </w:p>
     <w:p>
       <w:pPr>
-        <w:pStyle w:val="ListNumber"/>
-      </w:pPr>
+        <w:spacing w:after="60"/>
+        <w:ind w:left="482" w:hanging="482"/>
+      </w:pPr>
+      <w:r>
+        <w:rPr>
+          <w:rFonts w:ascii="Times New Roman" w:hAnsi="Times New Roman" w:eastAsia="黑体"/>
+          <w:sz w:val="21"/>
+        </w:rPr>
+        <w:t xml:space="preserve">7. </w:t>
+      </w:r>
       <w:r>
         <w:rPr>
           <w:rFonts w:ascii="Times New Roman" w:hAnsi="Times New Roman" w:eastAsia="宋体"/>
@@ -7087,8 +8039,16 @@
     </w:p>
     <w:p>
       <w:pPr>
-        <w:pStyle w:val="ListNumber"/>
-      </w:pPr>
+        <w:spacing w:after="60"/>
+        <w:ind w:left="482" w:hanging="482"/>
+      </w:pPr>
+      <w:r>
+        <w:rPr>
+          <w:rFonts w:ascii="Times New Roman" w:hAnsi="Times New Roman" w:eastAsia="黑体"/>
+          <w:sz w:val="21"/>
+        </w:rPr>
+        <w:t xml:space="preserve">8. </w:t>
+      </w:r>
       <w:r>
         <w:rPr>
           <w:rFonts w:ascii="Times New Roman" w:hAnsi="Times New Roman" w:eastAsia="宋体"/>
@@ -7107,8 +8067,16 @@
     </w:p>
     <w:p>
       <w:pPr>
-        <w:pStyle w:val="ListNumber"/>
-      </w:pPr>
+        <w:spacing w:after="60"/>
+        <w:ind w:left="482" w:hanging="482"/>
+      </w:pPr>
+      <w:r>
+        <w:rPr>
+          <w:rFonts w:ascii="Times New Roman" w:hAnsi="Times New Roman" w:eastAsia="黑体"/>
+          <w:sz w:val="21"/>
+        </w:rPr>
+        <w:t xml:space="preserve">9. </w:t>
+      </w:r>
       <w:r>
         <w:rPr>
           <w:rFonts w:ascii="Times New Roman" w:hAnsi="Times New Roman" w:eastAsia="宋体"/>
@@ -7127,8 +8095,16 @@
     </w:p>
     <w:p>
       <w:pPr>
-        <w:pStyle w:val="ListNumber"/>
-      </w:pPr>
+        <w:spacing w:after="60"/>
+        <w:ind w:left="482" w:hanging="482"/>
+      </w:pPr>
+      <w:r>
+        <w:rPr>
+          <w:rFonts w:ascii="Times New Roman" w:hAnsi="Times New Roman" w:eastAsia="黑体"/>
+          <w:sz w:val="21"/>
+        </w:rPr>
+        <w:t xml:space="preserve">10. </w:t>
+      </w:r>
       <w:r>
         <w:rPr>
           <w:rFonts w:ascii="Times New Roman" w:hAnsi="Times New Roman" w:eastAsia="宋体"/>
@@ -7147,8 +8123,16 @@
     </w:p>
     <w:p>
       <w:pPr>
-        <w:pStyle w:val="ListNumber"/>
-      </w:pPr>
+        <w:spacing w:after="60"/>
+        <w:ind w:left="482" w:hanging="482"/>
+      </w:pPr>
+      <w:r>
+        <w:rPr>
+          <w:rFonts w:ascii="Times New Roman" w:hAnsi="Times New Roman" w:eastAsia="黑体"/>
+          <w:sz w:val="21"/>
+        </w:rPr>
+        <w:t xml:space="preserve">11. </w:t>
+      </w:r>
       <w:r>
         <w:rPr>
           <w:rFonts w:ascii="Times New Roman" w:hAnsi="Times New Roman" w:eastAsia="宋体"/>
@@ -7167,8 +8151,16 @@
     </w:p>
     <w:p>
       <w:pPr>
-        <w:pStyle w:val="ListNumber"/>
-      </w:pPr>
+        <w:spacing w:after="60"/>
+        <w:ind w:left="482" w:hanging="482"/>
+      </w:pPr>
+      <w:r>
+        <w:rPr>
+          <w:rFonts w:ascii="Times New Roman" w:hAnsi="Times New Roman" w:eastAsia="黑体"/>
+          <w:sz w:val="21"/>
+        </w:rPr>
+        <w:t xml:space="preserve">12. </w:t>
+      </w:r>
       <w:r>
         <w:rPr>
           <w:rFonts w:ascii="Times New Roman" w:hAnsi="Times New Roman" w:eastAsia="宋体"/>
@@ -7187,12 +8179,57 @@
     </w:p>
     <w:p>
       <w:pPr>
+        <w:spacing w:after="120"/>
+        <w:ind w:firstLine="0"/>
+      </w:pPr>
+      <w:r>
+        <w:rPr>
+          <w:rFonts w:ascii="Times New Roman" w:hAnsi="Times New Roman" w:eastAsia="宋体"/>
+          <w:sz w:val="21"/>
+        </w:rPr>
+        <w:t>这 12 条中，第 1、4、5、6 条属于</w:t>
+      </w:r>
+      <w:r>
+        <w:rPr>
+          <w:rFonts w:ascii="Times New Roman" w:hAnsi="Times New Roman" w:eastAsia="宋体"/>
+          <w:b/>
+          <w:sz w:val="21"/>
+        </w:rPr>
+        <w:t>模式</w:t>
+      </w:r>
+      <w:r>
+        <w:rPr>
+          <w:rFonts w:ascii="Times New Roman" w:hAnsi="Times New Roman" w:eastAsia="宋体"/>
+          <w:sz w:val="21"/>
+        </w:rPr>
+        <w:t>（可被正向描述并在不同项目中复用），第 2、3、9、11 条属于</w:t>
+      </w:r>
+      <w:r>
+        <w:rPr>
+          <w:rFonts w:ascii="Times New Roman" w:hAnsi="Times New Roman" w:eastAsia="宋体"/>
+          <w:b/>
+          <w:sz w:val="21"/>
+        </w:rPr>
+        <w:t>协作约束</w:t>
+      </w:r>
+      <w:r>
+        <w:rPr>
+          <w:rFonts w:ascii="Times New Roman" w:hAnsi="Times New Roman" w:eastAsia="宋体"/>
+          <w:sz w:val="21"/>
+        </w:rPr>
+        <w:t>（依赖团队与工具链的具体形态）。模式语言的传统认为，成熟经验的正确载体是"问题—情境—解法"的三元结构，而不是抽象原则[45]；反模式文献则补充了另一半：把"看起来合理却导致失败的做法"单独成篇，比在正向描述里附带警告更有效[46]。</w:t>
+      </w:r>
+    </w:p>
+    <w:p>
+      <w:pPr>
+        <w:pStyle w:val="Heading3"/>
         <w:spacing w:before="200" w:after="120"/>
       </w:pPr>
       <w:r>
         <w:rPr>
           <w:rFonts w:ascii="Times New Roman" w:hAnsi="Times New Roman" w:eastAsia="黑体"/>
           <w:b/>
+          <w:color w:val="3A3733"/>
           <w:sz w:val="25"/>
         </w:rPr>
         <w:t>7.2 建议的 Skill 包结构</w:t>
@@ -7283,15 +8320,88 @@
     </w:p>
     <w:p>
       <w:pPr>
+        <w:spacing w:after="120"/>
+        <w:ind w:firstLine="0"/>
+      </w:pPr>
+      <w:r>
+        <w:rPr>
+          <w:rFonts w:ascii="Times New Roman" w:hAnsi="Times New Roman" w:eastAsia="宋体"/>
+          <w:sz w:val="21"/>
+        </w:rPr>
+        <w:t>这一判断有认识论上的依据：Polanyi 关于</w:t>
+      </w:r>
+      <w:r>
+        <w:rPr>
+          <w:rFonts w:ascii="Times New Roman" w:hAnsi="Times New Roman" w:eastAsia="宋体"/>
+          <w:b/>
+          <w:sz w:val="21"/>
+        </w:rPr>
+        <w:t>默会知识</w:t>
+      </w:r>
+      <w:r>
+        <w:rPr>
+          <w:rFonts w:ascii="Times New Roman" w:hAnsi="Times New Roman" w:eastAsia="宋体"/>
+          <w:sz w:val="21"/>
+        </w:rPr>
+        <w:t>（tacit knowledge）的论断——"我们知道的比我们能说出来的多"——意味着并非所有能力都能被完整地写成规则[47]；但默会知识并非不可传递，它依赖</w:t>
+      </w:r>
+      <w:r>
+        <w:rPr>
+          <w:rFonts w:ascii="Times New Roman" w:hAnsi="Times New Roman" w:eastAsia="宋体"/>
+          <w:b/>
+          <w:sz w:val="21"/>
+        </w:rPr>
+        <w:t>示范与共同实践</w:t>
+      </w:r>
+      <w:r>
+        <w:rPr>
+          <w:rFonts w:ascii="Times New Roman" w:hAnsi="Times New Roman" w:eastAsia="宋体"/>
+          <w:sz w:val="21"/>
+        </w:rPr>
+        <w:t>，而非文本[48]。对 Skill 包的直接含义是：模板与脚本可以做到接近完全的可复刻，方法论部分只能做到"决策树 + 反例 + 可复现样例"，剩余部分必须靠真实项目中的使用来补齐。</w:t>
+      </w:r>
+    </w:p>
+    <w:p>
+      <w:pPr>
+        <w:pStyle w:val="Heading3"/>
         <w:spacing w:before="200" w:after="120"/>
       </w:pPr>
       <w:r>
         <w:rPr>
           <w:rFonts w:ascii="Times New Roman" w:hAnsi="Times New Roman" w:eastAsia="黑体"/>
           <w:b/>
+          <w:color w:val="3A3733"/>
           <w:sz w:val="25"/>
         </w:rPr>
         <w:t>7.3 五条反模式（看起来对但实际失效）</w:t>
+      </w:r>
+    </w:p>
+    <w:p>
+      <w:pPr>
+        <w:spacing w:after="120"/>
+        <w:ind w:firstLine="0"/>
+      </w:pPr>
+      <w:r>
+        <w:rPr>
+          <w:rFonts w:ascii="Times New Roman" w:hAnsi="Times New Roman" w:eastAsia="宋体"/>
+          <w:sz w:val="21"/>
+        </w:rPr>
+        <w:t>反模式文献把这类知识定义为"看似合理、已被反复采用，却会带来负面后果的解法"，并主张将其与正确做法</w:t>
+      </w:r>
+      <w:r>
+        <w:rPr>
+          <w:rFonts w:ascii="Times New Roman" w:hAnsi="Times New Roman" w:eastAsia="宋体"/>
+          <w:b/>
+          <w:sz w:val="21"/>
+        </w:rPr>
+        <w:t>分开成篇</w:t>
+      </w:r>
+      <w:r>
+        <w:rPr>
+          <w:rFonts w:ascii="Times New Roman" w:hAnsi="Times New Roman" w:eastAsia="宋体"/>
+          <w:sz w:val="21"/>
+        </w:rPr>
+        <w:t>记录[46]——混在正向描述里的警告，会被读者当成需要特殊注意的例外而跳过。</w:t>
       </w:r>
     </w:p>
     <w:tbl>
@@ -7618,6 +8728,7 @@
     </w:p>
     <w:p>
       <w:pPr>
+        <w:pStyle w:val="Heading2"/>
         <w:spacing w:before="280" w:after="120"/>
       </w:pPr>
       <w:r>
@@ -7632,15 +8743,45 @@
     </w:p>
     <w:p>
       <w:pPr>
+        <w:pStyle w:val="Heading3"/>
         <w:spacing w:before="200" w:after="120"/>
       </w:pPr>
       <w:r>
         <w:rPr>
           <w:rFonts w:ascii="Times New Roman" w:hAnsi="Times New Roman" w:eastAsia="黑体"/>
           <w:b/>
+          <w:color w:val="3A3733"/>
           <w:sz w:val="25"/>
         </w:rPr>
         <w:t>8.1 真正解决问题的</w:t>
+      </w:r>
+    </w:p>
+    <w:p>
+      <w:pPr>
+        <w:spacing w:after="120"/>
+        <w:ind w:firstLine="0"/>
+      </w:pPr>
+      <w:r>
+        <w:rPr>
+          <w:rFonts w:ascii="Times New Roman" w:hAnsi="Times New Roman" w:eastAsia="宋体"/>
+          <w:sz w:val="21"/>
+        </w:rPr>
+        <w:t>"复盘"在工程实践中有成熟形态：Google SRE 的</w:t>
+      </w:r>
+      <w:r>
+        <w:rPr>
+          <w:rFonts w:ascii="Times New Roman" w:hAnsi="Times New Roman" w:eastAsia="宋体"/>
+          <w:b/>
+          <w:sz w:val="21"/>
+        </w:rPr>
+        <w:t>无指责事后分析</w:t>
+      </w:r>
+      <w:r>
+        <w:rPr>
+          <w:rFonts w:ascii="Times New Roman" w:hAnsi="Times New Roman" w:eastAsia="宋体"/>
+          <w:sz w:val="21"/>
+        </w:rPr>
+        <w:t>（blameless postmortem）要求记录"当时的判断依据"而非"谁犯了错"，因为只有前者能改进系统，后者只会让下一批人隐瞒信息[49]。本节按同一原则撰写——每条弯路都记下当时的判断依据，而不只记结果。</w:t>
       </w:r>
     </w:p>
     <w:tbl>
@@ -7894,12 +9035,14 @@
     <w:p/>
     <w:p>
       <w:pPr>
+        <w:pStyle w:val="Heading3"/>
         <w:spacing w:before="200" w:after="120"/>
       </w:pPr>
       <w:r>
         <w:rPr>
           <w:rFonts w:ascii="Times New Roman" w:hAnsi="Times New Roman" w:eastAsia="黑体"/>
           <w:b/>
+          <w:color w:val="3A3733"/>
           <w:sz w:val="25"/>
         </w:rPr>
         <w:t>8.2 走过的弯路（真实记录）</w:t>
@@ -8096,6 +9239,49 @@
       <w:r>
         <w:rPr>
           <w:rFonts w:ascii="Times New Roman" w:hAnsi="Times New Roman" w:eastAsia="宋体"/>
+          <w:sz w:val="21"/>
+        </w:rPr>
+        <w:t>这是一次教科书式的</w:t>
+      </w:r>
+      <w:r>
+        <w:rPr>
+          <w:rFonts w:ascii="Times New Roman" w:hAnsi="Times New Roman" w:eastAsia="宋体"/>
+          <w:b/>
+          <w:sz w:val="21"/>
+        </w:rPr>
+        <w:t>锚定效应</w:t>
+      </w:r>
+      <w:r>
+        <w:rPr>
+          <w:rFonts w:ascii="Times New Roman" w:hAnsi="Times New Roman" w:eastAsia="宋体"/>
+          <w:sz w:val="21"/>
+        </w:rPr>
+        <w:t>：最先获得的信息（内存只剩 97MB）成了后续所有判断的参照点，使团队持续在"释放内存"方向上投入，而忽略了对该解释的反证——释放到 1.2GB 后现象不变[50]。系统化调试方法主张相反的顺序：先根据观察形成多个候选假设，再用实验逐一</w:t>
+      </w:r>
+      <w:r>
+        <w:rPr>
+          <w:rFonts w:ascii="Times New Roman" w:hAnsi="Times New Roman" w:eastAsia="宋体"/>
+          <w:b/>
+          <w:sz w:val="21"/>
+        </w:rPr>
+        <w:t>否证</w:t>
+      </w:r>
+      <w:r>
+        <w:rPr>
+          <w:rFonts w:ascii="Times New Roman" w:hAnsi="Times New Roman" w:eastAsia="宋体"/>
+          <w:sz w:val="21"/>
+        </w:rPr>
+        <w:t>，而不是先固定一个解释、再寻找支持它的证据[51]。</w:t>
+      </w:r>
+    </w:p>
+    <w:p>
+      <w:pPr>
+        <w:spacing w:after="120"/>
+        <w:ind w:firstLine="0"/>
+      </w:pPr>
+      <w:r>
+        <w:rPr>
+          <w:rFonts w:ascii="Times New Roman" w:hAnsi="Times New Roman" w:eastAsia="宋体"/>
           <w:b/>
           <w:sz w:val="21"/>
         </w:rPr>
@@ -8245,12 +9431,42 @@
     </w:p>
     <w:p>
       <w:pPr>
+        <w:spacing w:after="120"/>
+        <w:ind w:firstLine="0"/>
+      </w:pPr>
+      <w:r>
+        <w:rPr>
+          <w:rFonts w:ascii="Times New Roman" w:hAnsi="Times New Roman" w:eastAsia="宋体"/>
+          <w:sz w:val="21"/>
+        </w:rPr>
+        <w:t>合并冲突的实证研究显示，这类问题在人类团队中同样普遍且代价不低——对 2,731 个开源 Java 项目的分析发现，相当比例的合并冲突源自对同一文件、同一区域的并行修改[52]。Conway 的观察给出了更根本的解释：系统的结构会趋同于组织的沟通结构[53]——如果多个执行者共享同一个工作区，产物的"作者边界"必然模糊。让每个角色只提交自己负责的文件，本质上是</w:t>
+      </w:r>
+      <w:r>
+        <w:rPr>
+          <w:rFonts w:ascii="Times New Roman" w:hAnsi="Times New Roman" w:eastAsia="宋体"/>
+          <w:b/>
+          <w:sz w:val="21"/>
+        </w:rPr>
+        <w:t>在版本控制层重建组织边界</w:t>
+      </w:r>
+      <w:r>
+        <w:rPr>
+          <w:rFonts w:ascii="Times New Roman" w:hAnsi="Times New Roman" w:eastAsia="宋体"/>
+          <w:sz w:val="21"/>
+        </w:rPr>
+        <w:t>。</w:t>
+      </w:r>
+    </w:p>
+    <w:p>
+      <w:pPr>
+        <w:pStyle w:val="Heading3"/>
         <w:spacing w:before="200" w:after="120"/>
       </w:pPr>
       <w:r>
         <w:rPr>
           <w:rFonts w:ascii="Times New Roman" w:hAnsi="Times New Roman" w:eastAsia="黑体"/>
           <w:b/>
+          <w:color w:val="3A3733"/>
           <w:sz w:val="25"/>
         </w:rPr>
         <w:t>8.3 教训清单</w:t>
@@ -8258,8 +9474,16 @@
     </w:p>
     <w:p>
       <w:pPr>
-        <w:pStyle w:val="ListNumber"/>
-      </w:pPr>
+        <w:spacing w:after="60"/>
+        <w:ind w:left="482" w:hanging="482"/>
+      </w:pPr>
+      <w:r>
+        <w:rPr>
+          <w:rFonts w:ascii="Times New Roman" w:hAnsi="Times New Roman" w:eastAsia="黑体"/>
+          <w:sz w:val="21"/>
+        </w:rPr>
+        <w:t xml:space="preserve">1. </w:t>
+      </w:r>
       <w:r>
         <w:rPr>
           <w:rFonts w:ascii="Times New Roman" w:hAnsi="Times New Roman" w:eastAsia="宋体"/>
@@ -8270,8 +9494,16 @@
     </w:p>
     <w:p>
       <w:pPr>
-        <w:pStyle w:val="ListNumber"/>
-      </w:pPr>
+        <w:spacing w:after="60"/>
+        <w:ind w:left="482" w:hanging="482"/>
+      </w:pPr>
+      <w:r>
+        <w:rPr>
+          <w:rFonts w:ascii="Times New Roman" w:hAnsi="Times New Roman" w:eastAsia="黑体"/>
+          <w:sz w:val="21"/>
+        </w:rPr>
+        <w:t xml:space="preserve">2. </w:t>
+      </w:r>
       <w:r>
         <w:rPr>
           <w:rFonts w:ascii="Times New Roman" w:hAnsi="Times New Roman" w:eastAsia="宋体"/>
@@ -8282,8 +9514,16 @@
     </w:p>
     <w:p>
       <w:pPr>
-        <w:pStyle w:val="ListNumber"/>
-      </w:pPr>
+        <w:spacing w:after="60"/>
+        <w:ind w:left="482" w:hanging="482"/>
+      </w:pPr>
+      <w:r>
+        <w:rPr>
+          <w:rFonts w:ascii="Times New Roman" w:hAnsi="Times New Roman" w:eastAsia="黑体"/>
+          <w:sz w:val="21"/>
+        </w:rPr>
+        <w:t xml:space="preserve">3. </w:t>
+      </w:r>
       <w:r>
         <w:rPr>
           <w:rFonts w:ascii="Times New Roman" w:hAnsi="Times New Roman" w:eastAsia="宋体"/>
@@ -8294,8 +9534,16 @@
     </w:p>
     <w:p>
       <w:pPr>
-        <w:pStyle w:val="ListNumber"/>
-      </w:pPr>
+        <w:spacing w:after="60"/>
+        <w:ind w:left="482" w:hanging="482"/>
+      </w:pPr>
+      <w:r>
+        <w:rPr>
+          <w:rFonts w:ascii="Times New Roman" w:hAnsi="Times New Roman" w:eastAsia="黑体"/>
+          <w:sz w:val="21"/>
+        </w:rPr>
+        <w:t xml:space="preserve">4. </w:t>
+      </w:r>
       <w:r>
         <w:rPr>
           <w:rFonts w:ascii="Times New Roman" w:hAnsi="Times New Roman" w:eastAsia="宋体"/>
@@ -8306,8 +9554,16 @@
     </w:p>
     <w:p>
       <w:pPr>
-        <w:pStyle w:val="ListNumber"/>
-      </w:pPr>
+        <w:spacing w:after="60"/>
+        <w:ind w:left="482" w:hanging="482"/>
+      </w:pPr>
+      <w:r>
+        <w:rPr>
+          <w:rFonts w:ascii="Times New Roman" w:hAnsi="Times New Roman" w:eastAsia="黑体"/>
+          <w:sz w:val="21"/>
+        </w:rPr>
+        <w:t xml:space="preserve">5. </w:t>
+      </w:r>
       <w:r>
         <w:rPr>
           <w:rFonts w:ascii="Times New Roman" w:hAnsi="Times New Roman" w:eastAsia="宋体"/>
@@ -8333,8 +9589,16 @@
     </w:p>
     <w:p>
       <w:pPr>
-        <w:pStyle w:val="ListNumber"/>
-      </w:pPr>
+        <w:spacing w:after="60"/>
+        <w:ind w:left="482" w:hanging="482"/>
+      </w:pPr>
+      <w:r>
+        <w:rPr>
+          <w:rFonts w:ascii="Times New Roman" w:hAnsi="Times New Roman" w:eastAsia="黑体"/>
+          <w:sz w:val="21"/>
+        </w:rPr>
+        <w:t xml:space="preserve">6. </w:t>
+      </w:r>
       <w:r>
         <w:rPr>
           <w:rFonts w:ascii="Times New Roman" w:hAnsi="Times New Roman" w:eastAsia="宋体"/>
@@ -8353,6 +9617,7 @@
     </w:p>
     <w:p>
       <w:pPr>
+        <w:pStyle w:val="Heading2"/>
         <w:spacing w:before="280" w:after="120"/>
       </w:pPr>
       <w:r>
@@ -8367,12 +9632,14 @@
     </w:p>
     <w:p>
       <w:pPr>
+        <w:pStyle w:val="Heading3"/>
         <w:spacing w:before="200" w:after="120"/>
       </w:pPr>
       <w:r>
         <w:rPr>
           <w:rFonts w:ascii="Times New Roman" w:hAnsi="Times New Roman" w:eastAsia="黑体"/>
           <w:b/>
+          <w:color w:val="3A3733"/>
           <w:sz w:val="25"/>
         </w:rPr>
         <w:t>9.1 项目层面</w:t>
@@ -8408,12 +9675,14 @@
     </w:p>
     <w:p>
       <w:pPr>
+        <w:pStyle w:val="Heading3"/>
         <w:spacing w:before="200" w:after="120"/>
       </w:pPr>
       <w:r>
         <w:rPr>
           <w:rFonts w:ascii="Times New Roman" w:hAnsi="Times New Roman" w:eastAsia="黑体"/>
           <w:b/>
+          <w:color w:val="3A3733"/>
           <w:sz w:val="25"/>
         </w:rPr>
         <w:t>9.2 方法论层面</w:t>
@@ -8449,8 +9718,16 @@
     </w:p>
     <w:p>
       <w:pPr>
-        <w:pStyle w:val="ListNumber"/>
-      </w:pPr>
+        <w:spacing w:after="60"/>
+        <w:ind w:left="482" w:hanging="482"/>
+      </w:pPr>
+      <w:r>
+        <w:rPr>
+          <w:rFonts w:ascii="Times New Roman" w:hAnsi="Times New Roman" w:eastAsia="黑体"/>
+          <w:sz w:val="21"/>
+        </w:rPr>
+        <w:t xml:space="preserve">1. </w:t>
+      </w:r>
       <w:r>
         <w:rPr>
           <w:rFonts w:ascii="Times New Roman" w:hAnsi="Times New Roman" w:eastAsia="宋体"/>
@@ -8469,8 +9746,16 @@
     </w:p>
     <w:p>
       <w:pPr>
-        <w:pStyle w:val="ListNumber"/>
-      </w:pPr>
+        <w:spacing w:after="60"/>
+        <w:ind w:left="482" w:hanging="482"/>
+      </w:pPr>
+      <w:r>
+        <w:rPr>
+          <w:rFonts w:ascii="Times New Roman" w:hAnsi="Times New Roman" w:eastAsia="黑体"/>
+          <w:sz w:val="21"/>
+        </w:rPr>
+        <w:t xml:space="preserve">2. </w:t>
+      </w:r>
       <w:r>
         <w:rPr>
           <w:rFonts w:ascii="Times New Roman" w:hAnsi="Times New Roman" w:eastAsia="宋体"/>
@@ -8489,8 +9774,16 @@
     </w:p>
     <w:p>
       <w:pPr>
-        <w:pStyle w:val="ListNumber"/>
-      </w:pPr>
+        <w:spacing w:after="60"/>
+        <w:ind w:left="482" w:hanging="482"/>
+      </w:pPr>
+      <w:r>
+        <w:rPr>
+          <w:rFonts w:ascii="Times New Roman" w:hAnsi="Times New Roman" w:eastAsia="黑体"/>
+          <w:sz w:val="21"/>
+        </w:rPr>
+        <w:t xml:space="preserve">3. </w:t>
+      </w:r>
       <w:r>
         <w:rPr>
           <w:rFonts w:ascii="Times New Roman" w:hAnsi="Times New Roman" w:eastAsia="宋体"/>
@@ -8509,12 +9802,14 @@
     </w:p>
     <w:p>
       <w:pPr>
+        <w:pStyle w:val="Heading3"/>
         <w:spacing w:before="200" w:after="120"/>
       </w:pPr>
       <w:r>
         <w:rPr>
           <w:rFonts w:ascii="Times New Roman" w:hAnsi="Times New Roman" w:eastAsia="黑体"/>
           <w:b/>
+          <w:color w:val="3A3733"/>
           <w:sz w:val="25"/>
         </w:rPr>
         <w:t>9.3 可复刻性判断</w:t>
@@ -8640,6 +9935,719 @@
     </w:p>
     <w:p>
       <w:pPr>
+        <w:pStyle w:val="Heading2"/>
+        <w:spacing w:before="280" w:after="120"/>
+      </w:pPr>
+      <w:r>
+        <w:rPr>
+          <w:rFonts w:ascii="Times New Roman" w:hAnsi="Times New Roman" w:eastAsia="黑体"/>
+          <w:b/>
+          <w:color w:val="8A3A26"/>
+          <w:sz w:val="30"/>
+        </w:rPr>
+        <w:t>参考文献</w:t>
+      </w:r>
+    </w:p>
+    <w:p>
+      <w:pPr>
+        <w:spacing w:after="120"/>
+        <w:ind w:firstLine="0"/>
+      </w:pPr>
+      <w:r>
+        <w:rPr>
+          <w:rFonts w:ascii="Times New Roman" w:hAnsi="Times New Roman" w:eastAsia="宋体"/>
+          <w:sz w:val="21"/>
+        </w:rPr>
+        <w:t>[1] TRAINER E H, KALYANASUNDARAM A, CHAI C, et al. How to Hackathon: Socio-technical Tradeoffs in Brief, Intensive Collocated Development[C]//Proceedings of the 19th ACM Conference on Computer-Supported Cooperative Work and Social Computing (CSCW '16). New York: ACM, 2016. DOI: 10.1145/2818048.2819946.</w:t>
+      </w:r>
+    </w:p>
+    <w:p>
+      <w:pPr>
+        <w:spacing w:after="120"/>
+        <w:ind w:firstLine="0"/>
+      </w:pPr>
+      <w:r>
+        <w:rPr>
+          <w:rFonts w:ascii="Times New Roman" w:hAnsi="Times New Roman" w:eastAsia="宋体"/>
+          <w:sz w:val="21"/>
+        </w:rPr>
+        <w:t>[2] WU Q, BASKAR G, ZHANG R, et al. AutoGen: Enabling Next-Gen LLM Applications via Multi-Agent Conversation[EB/OL]. arXiv:2308.08155, 2023. https://arxiv.org/abs/2308.08155.</w:t>
+      </w:r>
+    </w:p>
+    <w:p>
+      <w:pPr>
+        <w:spacing w:after="120"/>
+        <w:ind w:firstLine="0"/>
+      </w:pPr>
+      <w:r>
+        <w:rPr>
+          <w:rFonts w:ascii="Times New Roman" w:hAnsi="Times New Roman" w:eastAsia="宋体"/>
+          <w:sz w:val="21"/>
+        </w:rPr>
+        <w:t>[3] HONG S, ZHUGE M, CHEN J, et al. MetaGPT: Meta Programming for a Multi-Agent Collaborative Framework[C]//The Twelfth International Conference on Learning Representations (ICLR 2024). 2024. https://arxiv.org/abs/2308.00352.</w:t>
+      </w:r>
+    </w:p>
+    <w:p>
+      <w:pPr>
+        <w:spacing w:after="120"/>
+        <w:ind w:firstLine="0"/>
+      </w:pPr>
+      <w:r>
+        <w:rPr>
+          <w:rFonts w:ascii="Times New Roman" w:hAnsi="Times New Roman" w:eastAsia="宋体"/>
+          <w:sz w:val="21"/>
+        </w:rPr>
+        <w:t>[4] QIAN C, LIU W, LIU H, et al. ChatDev: Communicative Agents for Software Development[C]//Proceedings of the 62nd Annual Meeting of the Association for Computational Linguistics (ACL 2024). 2024. https://aclanthology.org/2024.acl-long.810/.</w:t>
+      </w:r>
+    </w:p>
+    <w:p>
+      <w:pPr>
+        <w:spacing w:after="120"/>
+        <w:ind w:firstLine="0"/>
+      </w:pPr>
+      <w:r>
+        <w:rPr>
+          <w:rFonts w:ascii="Times New Roman" w:hAnsi="Times New Roman" w:eastAsia="宋体"/>
+          <w:sz w:val="21"/>
+        </w:rPr>
+        <w:t>[5] PARK J S, O'BRIEN J C, CAI C J, et al. Generative Agents: Interactive Simulacra of Human Behavior[C]//Proceedings of the 36th Annual ACM Symposium on User Interface Software and Technology (UIST '23). New York: ACM, 2023. DOI: 10.1145/3586183.3606763.</w:t>
+      </w:r>
+    </w:p>
+    <w:p>
+      <w:pPr>
+        <w:spacing w:after="120"/>
+        <w:ind w:firstLine="0"/>
+      </w:pPr>
+      <w:r>
+        <w:rPr>
+          <w:rFonts w:ascii="Times New Roman" w:hAnsi="Times New Roman" w:eastAsia="宋体"/>
+          <w:sz w:val="21"/>
+        </w:rPr>
+        <w:t>[6] BOGOST I. Persuasive Games: The Expressive Power of Videogames[M]. Cambridge, MA: MIT Press, 2007.</w:t>
+      </w:r>
+    </w:p>
+    <w:p>
+      <w:pPr>
+        <w:spacing w:after="120"/>
+        <w:ind w:firstLine="0"/>
+      </w:pPr>
+      <w:r>
+        <w:rPr>
+          <w:rFonts w:ascii="Times New Roman" w:hAnsi="Times New Roman" w:eastAsia="宋体"/>
+          <w:sz w:val="21"/>
+        </w:rPr>
+        <w:t>[7] HUNICKE R, LEBLANC M, ZUBEK R. MDA: A Formal Approach to Game Design and Game Research[C]//Proceedings of the AAAI Workshop on Challenges in Game AI. 2004.</w:t>
+      </w:r>
+    </w:p>
+    <w:p>
+      <w:pPr>
+        <w:spacing w:after="120"/>
+        <w:ind w:firstLine="0"/>
+      </w:pPr>
+      <w:r>
+        <w:rPr>
+          <w:rFonts w:ascii="Times New Roman" w:hAnsi="Times New Roman" w:eastAsia="宋体"/>
+          <w:sz w:val="21"/>
+        </w:rPr>
+        <w:t>[8] BRATHWAITE B, SCHREIBER I. Challenges for Game Designers[M]. Boston: Charles River Media, 2008.</w:t>
+      </w:r>
+    </w:p>
+    <w:p>
+      <w:pPr>
+        <w:spacing w:after="120"/>
+        <w:ind w:firstLine="0"/>
+      </w:pPr>
+      <w:r>
+        <w:rPr>
+          <w:rFonts w:ascii="Times New Roman" w:hAnsi="Times New Roman" w:eastAsia="宋体"/>
+          <w:sz w:val="21"/>
+        </w:rPr>
+        <w:t>[9] ANDERSON L W, KRATHWOHL D R. A Taxonomy for Learning, Teaching, and Assessing: A Revision of Bloom's Taxonomy of Educational Objectives[M]. New York: Longman, 2001.</w:t>
+      </w:r>
+    </w:p>
+    <w:p>
+      <w:pPr>
+        <w:spacing w:after="120"/>
+        <w:ind w:firstLine="0"/>
+      </w:pPr>
+      <w:r>
+        <w:rPr>
+          <w:rFonts w:ascii="Times New Roman" w:hAnsi="Times New Roman" w:eastAsia="宋体"/>
+          <w:sz w:val="21"/>
+        </w:rPr>
+        <w:t>[10] SHAFFER D W. Epistemic frames for epistemic games[J]. Computers &amp; Education, 2006, 46(3): 223-234.</w:t>
+      </w:r>
+    </w:p>
+    <w:p>
+      <w:pPr>
+        <w:spacing w:after="120"/>
+        <w:ind w:firstLine="0"/>
+      </w:pPr>
+      <w:r>
+        <w:rPr>
+          <w:rFonts w:ascii="Times New Roman" w:hAnsi="Times New Roman" w:eastAsia="宋体"/>
+          <w:sz w:val="21"/>
+        </w:rPr>
+        <w:t>[11] JUUL J. The Art of Failure: An Essay on the Pain of Playing Video Games[M]. Cambridge, MA: MIT Press, 2013.</w:t>
+      </w:r>
+    </w:p>
+    <w:p>
+      <w:pPr>
+        <w:spacing w:after="120"/>
+        <w:ind w:firstLine="0"/>
+      </w:pPr>
+      <w:r>
+        <w:rPr>
+          <w:rFonts w:ascii="Times New Roman" w:hAnsi="Times New Roman" w:eastAsia="宋体"/>
+          <w:sz w:val="21"/>
+        </w:rPr>
+        <w:t>[12] SALEN K, ZIMMERMAN E. Rules of Play: Game Design Fundamentals[M]. Cambridge, MA: MIT Press, 2003.</w:t>
+      </w:r>
+    </w:p>
+    <w:p>
+      <w:pPr>
+        <w:spacing w:after="120"/>
+        <w:ind w:firstLine="0"/>
+      </w:pPr>
+      <w:r>
+        <w:rPr>
+          <w:rFonts w:ascii="Times New Roman" w:hAnsi="Times New Roman" w:eastAsia="宋体"/>
+          <w:sz w:val="21"/>
+        </w:rPr>
+        <w:t>[13] MAWHORTER P, MATEAS M, WARDRIP-FRUIN N, et al. Towards a Theory of Choice Poetics[C]//Proceedings of the 9th International Conference on the Foundations of Digital Games (FDG 2014). 2014.</w:t>
+      </w:r>
+    </w:p>
+    <w:p>
+      <w:pPr>
+        <w:spacing w:after="120"/>
+        <w:ind w:firstLine="0"/>
+      </w:pPr>
+      <w:r>
+        <w:rPr>
+          <w:rFonts w:ascii="Times New Roman" w:hAnsi="Times New Roman" w:eastAsia="宋体"/>
+          <w:sz w:val="21"/>
+        </w:rPr>
+        <w:t>[14] MURRAY J H. Hamlet on the Holodeck: The Future of Narrative in Cyberspace[M]. New York: Free Press, 1997.</w:t>
+      </w:r>
+    </w:p>
+    <w:p>
+      <w:pPr>
+        <w:spacing w:after="120"/>
+        <w:ind w:firstLine="0"/>
+      </w:pPr>
+      <w:r>
+        <w:rPr>
+          <w:rFonts w:ascii="Times New Roman" w:hAnsi="Times New Roman" w:eastAsia="宋体"/>
+          <w:sz w:val="21"/>
+        </w:rPr>
+        <w:t>[15] W3C. Web Content Accessibility Guidelines (WCAG) 2.1[S/OL]. W3C Recommendation, 2018-06-05. https://www.w3.org/TR/WCAG21/.</w:t>
+      </w:r>
+    </w:p>
+    <w:p>
+      <w:pPr>
+        <w:spacing w:after="120"/>
+        <w:ind w:firstLine="0"/>
+      </w:pPr>
+      <w:r>
+        <w:rPr>
+          <w:rFonts w:ascii="Times New Roman" w:hAnsi="Times New Roman" w:eastAsia="宋体"/>
+          <w:sz w:val="21"/>
+        </w:rPr>
+        <w:t>[16] HAAS A, ROSSMANITH A, SCHUFF D L, et al. Bringing the Web up to Speed with WebAssembly[C]//Proceedings of the 38th ACM SIGPLAN Conference on Programming Language Design and Implementation (PLDI 2017). New York: ACM, 2017.</w:t>
+      </w:r>
+    </w:p>
+    <w:p>
+      <w:pPr>
+        <w:spacing w:after="120"/>
+        <w:ind w:firstLine="0"/>
+      </w:pPr>
+      <w:r>
+        <w:rPr>
+          <w:rFonts w:ascii="Times New Roman" w:hAnsi="Times New Roman" w:eastAsia="宋体"/>
+          <w:sz w:val="21"/>
+        </w:rPr>
+        <w:t>[17] GAMMA E, HELM R, JOHNSON R, et al. Design Patterns: Elements of Reusable Object-Oriented Software[M]. Reading, MA: Addison-Wesley, 1994.</w:t>
+      </w:r>
+    </w:p>
+    <w:p>
+      <w:pPr>
+        <w:spacing w:after="120"/>
+        <w:ind w:firstLine="0"/>
+      </w:pPr>
+      <w:r>
+        <w:rPr>
+          <w:rFonts w:ascii="Times New Roman" w:hAnsi="Times New Roman" w:eastAsia="宋体"/>
+          <w:sz w:val="21"/>
+        </w:rPr>
+        <w:t>[18] IETF. RFC 9111: HTTP Caching[S/OL]. 2022. https://www.rfc-editor.org/rfc/rfc9111.html.</w:t>
+      </w:r>
+    </w:p>
+    <w:p>
+      <w:pPr>
+        <w:spacing w:after="120"/>
+        <w:ind w:firstLine="0"/>
+      </w:pPr>
+      <w:r>
+        <w:rPr>
+          <w:rFonts w:ascii="Times New Roman" w:hAnsi="Times New Roman" w:eastAsia="宋体"/>
+          <w:sz w:val="21"/>
+        </w:rPr>
+        <w:t>[19] W3C. Subresource Integrity[S/OL]. W3C Recommendation. https://www.w3.org/TR/SRI/.</w:t>
+      </w:r>
+    </w:p>
+    <w:p>
+      <w:pPr>
+        <w:spacing w:after="120"/>
+        <w:ind w:firstLine="0"/>
+      </w:pPr>
+      <w:r>
+        <w:rPr>
+          <w:rFonts w:ascii="Times New Roman" w:hAnsi="Times New Roman" w:eastAsia="宋体"/>
+          <w:sz w:val="21"/>
+        </w:rPr>
+        <w:t>[20] IETF. RFC 6749: The OAuth 2.0 Authorization Framework[S/OL]. 2012. https://www.rfc-editor.org/rfc/rfc6749.html.</w:t>
+      </w:r>
+    </w:p>
+    <w:p>
+      <w:pPr>
+        <w:spacing w:after="120"/>
+        <w:ind w:firstLine="0"/>
+      </w:pPr>
+      <w:r>
+        <w:rPr>
+          <w:rFonts w:ascii="Times New Roman" w:hAnsi="Times New Roman" w:eastAsia="宋体"/>
+          <w:sz w:val="21"/>
+        </w:rPr>
+        <w:t>[21] IETF. RFC 8252: OAuth 2.0 for Native Apps[S/OL]. 2017. https://www.rfc-editor.org/rfc/rfc8252.html.</w:t>
+      </w:r>
+    </w:p>
+    <w:p>
+      <w:pPr>
+        <w:spacing w:after="120"/>
+        <w:ind w:firstLine="0"/>
+      </w:pPr>
+      <w:r>
+        <w:rPr>
+          <w:rFonts w:ascii="Times New Roman" w:hAnsi="Times New Roman" w:eastAsia="宋体"/>
+          <w:sz w:val="21"/>
+        </w:rPr>
+        <w:t>[22] IETF. RFC 9700: Best Current Practice for OAuth 2.0 Security[S/OL]. 2025. https://www.rfc-editor.org/rfc/rfc9700.html.</w:t>
+      </w:r>
+    </w:p>
+    <w:p>
+      <w:pPr>
+        <w:spacing w:after="120"/>
+        <w:ind w:firstLine="0"/>
+      </w:pPr>
+      <w:r>
+        <w:rPr>
+          <w:rFonts w:ascii="Times New Roman" w:hAnsi="Times New Roman" w:eastAsia="宋体"/>
+          <w:sz w:val="21"/>
+        </w:rPr>
+        <w:t>[23] IETF. RFC 8628: OAuth 2.0 Device Authorization Grant[S/OL]. 2019. https://www.rfc-editor.org/rfc/rfc8628.html.</w:t>
+      </w:r>
+    </w:p>
+    <w:p>
+      <w:pPr>
+        <w:spacing w:after="120"/>
+        <w:ind w:firstLine="0"/>
+      </w:pPr>
+      <w:r>
+        <w:rPr>
+          <w:rFonts w:ascii="Times New Roman" w:hAnsi="Times New Roman" w:eastAsia="宋体"/>
+          <w:sz w:val="21"/>
+        </w:rPr>
+        <w:t>[24] HUMBLE J, FARLEY D. Continuous Delivery: Reliable Software Releases through Build, Test, and Deployment Automation[M]. Boston: Addison-Wesley, 2010.</w:t>
+      </w:r>
+    </w:p>
+    <w:p>
+      <w:pPr>
+        <w:spacing w:after="120"/>
+        <w:ind w:firstLine="0"/>
+      </w:pPr>
+      <w:r>
+        <w:rPr>
+          <w:rFonts w:ascii="Times New Roman" w:hAnsi="Times New Roman" w:eastAsia="宋体"/>
+          <w:sz w:val="21"/>
+        </w:rPr>
+        <w:t>[25] Apple Inc. Notarizing macOS software before distribution[EB/OL]. https://developer.apple.com/documentation/security/notarizing-macos-software-before-distribution.</w:t>
+      </w:r>
+    </w:p>
+    <w:p>
+      <w:pPr>
+        <w:spacing w:after="120"/>
+        <w:ind w:firstLine="0"/>
+      </w:pPr>
+      <w:r>
+        <w:rPr>
+          <w:rFonts w:ascii="Times New Roman" w:hAnsi="Times New Roman" w:eastAsia="宋体"/>
+          <w:sz w:val="21"/>
+        </w:rPr>
+        <w:t>[26] WOOLDRIDGE M. An Introduction to MultiAgent Systems[M]. 2nd ed. Chichester: John Wiley &amp; Sons, 2009.</w:t>
+      </w:r>
+    </w:p>
+    <w:p>
+      <w:pPr>
+        <w:spacing w:after="120"/>
+        <w:ind w:firstLine="0"/>
+      </w:pPr>
+      <w:r>
+        <w:rPr>
+          <w:rFonts w:ascii="Times New Roman" w:hAnsi="Times New Roman" w:eastAsia="宋体"/>
+          <w:sz w:val="21"/>
+        </w:rPr>
+        <w:t>[27] SMITH R G. The Contract Net Protocol: High-Level Communication and Control in a Distributed Problem Solver[J]. IEEE Transactions on Computers, 1980, C-29(12): 1104-1113.</w:t>
+      </w:r>
+    </w:p>
+    <w:p>
+      <w:pPr>
+        <w:spacing w:after="120"/>
+        <w:ind w:firstLine="0"/>
+      </w:pPr>
+      <w:r>
+        <w:rPr>
+          <w:rFonts w:ascii="Times New Roman" w:hAnsi="Times New Roman" w:eastAsia="宋体"/>
+          <w:sz w:val="21"/>
+        </w:rPr>
+        <w:t>[28] SEARLE J R. Speech Acts: An Essay in the Philosophy of Language[M]. Cambridge: Cambridge University Press, 1969.</w:t>
+      </w:r>
+    </w:p>
+    <w:p>
+      <w:pPr>
+        <w:spacing w:after="120"/>
+        <w:ind w:firstLine="0"/>
+      </w:pPr>
+      <w:r>
+        <w:rPr>
+          <w:rFonts w:ascii="Times New Roman" w:hAnsi="Times New Roman" w:eastAsia="宋体"/>
+          <w:sz w:val="21"/>
+        </w:rPr>
+        <w:t>[29] FIPA. FIPA Agent Communication Language Specifications[EB/OL]. http://www.fipa.org/repository/aclspecs.html.</w:t>
+      </w:r>
+    </w:p>
+    <w:p>
+      <w:pPr>
+        <w:spacing w:after="120"/>
+        <w:ind w:firstLine="0"/>
+      </w:pPr>
+      <w:r>
+        <w:rPr>
+          <w:rFonts w:ascii="Times New Roman" w:hAnsi="Times New Roman" w:eastAsia="宋体"/>
+          <w:sz w:val="21"/>
+        </w:rPr>
+        <w:t>[30] FAGAN M E. Design and code inspections to reduce errors in program development[J]. IBM Systems Journal, 1976, 15(3): 182-211.</w:t>
+      </w:r>
+    </w:p>
+    <w:p>
+      <w:pPr>
+        <w:spacing w:after="120"/>
+        <w:ind w:firstLine="0"/>
+      </w:pPr>
+      <w:r>
+        <w:rPr>
+          <w:rFonts w:ascii="Times New Roman" w:hAnsi="Times New Roman" w:eastAsia="宋体"/>
+          <w:sz w:val="21"/>
+        </w:rPr>
+        <w:t>[31] MELLERS B, HERTWIG R, KAHNEMAN D. Do frequency representations eliminate conjunction effects? An exercise in adversarial collaboration[J]. Psychological Science, 2001, 12(4).</w:t>
+      </w:r>
+    </w:p>
+    <w:p>
+      <w:pPr>
+        <w:spacing w:after="120"/>
+        <w:ind w:firstLine="0"/>
+      </w:pPr>
+      <w:r>
+        <w:rPr>
+          <w:rFonts w:ascii="Times New Roman" w:hAnsi="Times New Roman" w:eastAsia="宋体"/>
+          <w:sz w:val="21"/>
+        </w:rPr>
+        <w:t>[32] CHEN L, AVIZIENIS A. N-Version Programming: A Fault-Tolerance Approach to Reliability of Software Operation[C]//Digest of Papers, FTCS-8. 1978.</w:t>
+      </w:r>
+    </w:p>
+    <w:p>
+      <w:pPr>
+        <w:spacing w:after="120"/>
+        <w:ind w:firstLine="0"/>
+      </w:pPr>
+      <w:r>
+        <w:rPr>
+          <w:rFonts w:ascii="Times New Roman" w:hAnsi="Times New Roman" w:eastAsia="宋体"/>
+          <w:sz w:val="21"/>
+        </w:rPr>
+        <w:t>[33] MATHIEU J E, HEFFNER T S, GOODWIN G F, et al. The influence of shared mental models on team process and performance[J]. Journal of Applied Psychology, 2000, 85(2).</w:t>
+      </w:r>
+    </w:p>
+    <w:p>
+      <w:pPr>
+        <w:spacing w:after="120"/>
+        <w:ind w:firstLine="0"/>
+      </w:pPr>
+      <w:r>
+        <w:rPr>
+          <w:rFonts w:ascii="Times New Roman" w:hAnsi="Times New Roman" w:eastAsia="宋体"/>
+          <w:sz w:val="21"/>
+        </w:rPr>
+        <w:t>[34] ONG I, ALMAHAIRI A, WU V, et al. RouteLLM: Learning to Route LLMs with Preference Data[C]//International Conference on Learning Representations (ICLR 2025). 2025. https://arxiv.org/abs/2406.18665.</w:t>
+      </w:r>
+    </w:p>
+    <w:p>
+      <w:pPr>
+        <w:spacing w:after="120"/>
+        <w:ind w:firstLine="0"/>
+      </w:pPr>
+      <w:r>
+        <w:rPr>
+          <w:rFonts w:ascii="Times New Roman" w:hAnsi="Times New Roman" w:eastAsia="宋体"/>
+          <w:sz w:val="21"/>
+        </w:rPr>
+        <w:t>[35] YAO S, ZHAO J, YU D, et al. ReAct: Synergizing Reasoning and Acting in Language Models[C]//International Conference on Learning Representations (ICLR 2023). 2023. https://arxiv.org/abs/2210.03629.</w:t>
+      </w:r>
+    </w:p>
+    <w:p>
+      <w:pPr>
+        <w:spacing w:after="120"/>
+        <w:ind w:firstLine="0"/>
+      </w:pPr>
+      <w:r>
+        <w:rPr>
+          <w:rFonts w:ascii="Times New Roman" w:hAnsi="Times New Roman" w:eastAsia="宋体"/>
+          <w:sz w:val="21"/>
+        </w:rPr>
+        <w:t>[36] SCHICK T, DWIVEDI-YU J, DESSI R, et al. Toolformer: Language Models Can Teach Themselves to Use Tools[C]//Advances in Neural Information Processing Systems 36 (NeurIPS 2023). 2023.</w:t>
+      </w:r>
+    </w:p>
+    <w:p>
+      <w:pPr>
+        <w:spacing w:after="120"/>
+        <w:ind w:firstLine="0"/>
+      </w:pPr>
+      <w:r>
+        <w:rPr>
+          <w:rFonts w:ascii="Times New Roman" w:hAnsi="Times New Roman" w:eastAsia="宋体"/>
+          <w:sz w:val="21"/>
+        </w:rPr>
+        <w:t>[37] LEWIS P, PEREZ E, PIKTUS A, et al. Retrieval-Augmented Generation for Knowledge-Intensive NLP Tasks[C]//Advances in Neural Information Processing Systems 33 (NeurIPS 2020). 2020.</w:t>
+      </w:r>
+    </w:p>
+    <w:p>
+      <w:pPr>
+        <w:spacing w:after="120"/>
+        <w:ind w:firstLine="0"/>
+      </w:pPr>
+      <w:r>
+        <w:rPr>
+          <w:rFonts w:ascii="Times New Roman" w:hAnsi="Times New Roman" w:eastAsia="宋体"/>
+          <w:sz w:val="21"/>
+        </w:rPr>
+        <w:t>[38] Anthropic. Introducing the Model Context Protocol[EB/OL]. 2024. https://www.anthropic.com/news/model-context-protocol.</w:t>
+      </w:r>
+    </w:p>
+    <w:p>
+      <w:pPr>
+        <w:spacing w:after="120"/>
+        <w:ind w:firstLine="0"/>
+      </w:pPr>
+      <w:r>
+        <w:rPr>
+          <w:rFonts w:ascii="Times New Roman" w:hAnsi="Times New Roman" w:eastAsia="宋体"/>
+          <w:sz w:val="21"/>
+        </w:rPr>
+        <w:t>[39] PACKER C, WOODERS S, LIN K, et al. MemGPT: Towards LLMs as Operating Systems[EB/OL]. arXiv:2310.08560, 2023. https://arxiv.org/abs/2310.08560.</w:t>
+      </w:r>
+    </w:p>
+    <w:p>
+      <w:pPr>
+        <w:spacing w:after="120"/>
+        <w:ind w:firstLine="0"/>
+      </w:pPr>
+      <w:r>
+        <w:rPr>
+          <w:rFonts w:ascii="Times New Roman" w:hAnsi="Times New Roman" w:eastAsia="宋体"/>
+          <w:sz w:val="21"/>
+        </w:rPr>
+        <w:t>[40] ZHOU S, XU F F, ZHU H, et al. WebArena: A Realistic Web Environment for Building Autonomous Agents[C]//International Conference on Learning Representations (ICLR 2024). 2024.</w:t>
+      </w:r>
+    </w:p>
+    <w:p>
+      <w:pPr>
+        <w:spacing w:after="120"/>
+        <w:ind w:firstLine="0"/>
+      </w:pPr>
+      <w:r>
+        <w:rPr>
+          <w:rFonts w:ascii="Times New Roman" w:hAnsi="Times New Roman" w:eastAsia="宋体"/>
+          <w:sz w:val="21"/>
+        </w:rPr>
+        <w:t>[41] DENG X, GU Y, ZHENG B, et al. Mind2Web: Towards a Generalist Agent for the Web[C]//Advances in Neural Information Processing Systems 36 (NeurIPS 2023). 2023.</w:t>
+      </w:r>
+    </w:p>
+    <w:p>
+      <w:pPr>
+        <w:spacing w:after="120"/>
+        <w:ind w:firstLine="0"/>
+      </w:pPr>
+      <w:r>
+        <w:rPr>
+          <w:rFonts w:ascii="Times New Roman" w:hAnsi="Times New Roman" w:eastAsia="宋体"/>
+          <w:sz w:val="21"/>
+        </w:rPr>
+        <w:t>[42] CLAESSEN K, HUGHES J. QuickCheck: A Lightweight Tool for Random Testing of Haskell Programs[C]//Proceedings of the Fifth ACM SIGPLAN International Conference on Functional Programming (ICFP '00). New York: ACM, 2000: 268-279. DOI: 10.1145/351240.351266.</w:t>
+      </w:r>
+    </w:p>
+    <w:p>
+      <w:pPr>
+        <w:spacing w:after="120"/>
+        <w:ind w:firstLine="0"/>
+      </w:pPr>
+      <w:r>
+        <w:rPr>
+          <w:rFonts w:ascii="Times New Roman" w:hAnsi="Times New Roman" w:eastAsia="宋体"/>
+          <w:sz w:val="21"/>
+        </w:rPr>
+        <w:t>[43] FOWLER M. Consumer-Driven Contracts: A Service Evolution Pattern[EB/OL]. 2006. https://martinfowler.com/articles/consumerDrivenContracts.html.</w:t>
+      </w:r>
+    </w:p>
+    <w:p>
+      <w:pPr>
+        <w:spacing w:after="120"/>
+        <w:ind w:firstLine="0"/>
+      </w:pPr>
+      <w:r>
+        <w:rPr>
+          <w:rFonts w:ascii="Times New Roman" w:hAnsi="Times New Roman" w:eastAsia="宋体"/>
+          <w:sz w:val="21"/>
+        </w:rPr>
+        <w:t>[44] CHEN T Y, KUO F-C, LIU H, et al. Metamorphic Testing: A Review of Challenges and Opportunities[J]. ACM Computing Surveys, 2018, 51(1).</w:t>
+      </w:r>
+    </w:p>
+    <w:p>
+      <w:pPr>
+        <w:spacing w:after="120"/>
+        <w:ind w:firstLine="0"/>
+      </w:pPr>
+      <w:r>
+        <w:rPr>
+          <w:rFonts w:ascii="Times New Roman" w:hAnsi="Times New Roman" w:eastAsia="宋体"/>
+          <w:sz w:val="21"/>
+        </w:rPr>
+        <w:t>[45] ALEXANDER C, ISHIKAWA S, SILVERSTEIN M. A Pattern Language: Towns, Buildings, Construction[M]. New York: Oxford University Press, 1977.</w:t>
+      </w:r>
+    </w:p>
+    <w:p>
+      <w:pPr>
+        <w:spacing w:after="120"/>
+        <w:ind w:firstLine="0"/>
+      </w:pPr>
+      <w:r>
+        <w:rPr>
+          <w:rFonts w:ascii="Times New Roman" w:hAnsi="Times New Roman" w:eastAsia="宋体"/>
+          <w:sz w:val="21"/>
+        </w:rPr>
+        <w:t>[46] BROWN W J, MALVEAU R C, MCCORMICK H W, et al. AntiPatterns: Refactoring Software, Architectures, and Projects in Crisis[M]. New York: John Wiley &amp; Sons, 1998.</w:t>
+      </w:r>
+    </w:p>
+    <w:p>
+      <w:pPr>
+        <w:spacing w:after="120"/>
+        <w:ind w:firstLine="0"/>
+      </w:pPr>
+      <w:r>
+        <w:rPr>
+          <w:rFonts w:ascii="Times New Roman" w:hAnsi="Times New Roman" w:eastAsia="宋体"/>
+          <w:sz w:val="21"/>
+        </w:rPr>
+        <w:t>[47] POLANYI M. The Tacit Dimension[M]. London: Routledge &amp; Kegan Paul, 1966.</w:t>
+      </w:r>
+    </w:p>
+    <w:p>
+      <w:pPr>
+        <w:spacing w:after="120"/>
+        <w:ind w:firstLine="0"/>
+      </w:pPr>
+      <w:r>
+        <w:rPr>
+          <w:rFonts w:ascii="Times New Roman" w:hAnsi="Times New Roman" w:eastAsia="宋体"/>
+          <w:sz w:val="21"/>
+        </w:rPr>
+        <w:t>[48] NONAKA I, TAKEUCHI H. The Knowledge-Creating Company: How Japanese Companies Create the Dynamics of Innovation[M]. New York: Oxford University Press, 1995.</w:t>
+      </w:r>
+    </w:p>
+    <w:p>
+      <w:pPr>
+        <w:spacing w:after="120"/>
+        <w:ind w:firstLine="0"/>
+      </w:pPr>
+      <w:r>
+        <w:rPr>
+          <w:rFonts w:ascii="Times New Roman" w:hAnsi="Times New Roman" w:eastAsia="宋体"/>
+          <w:sz w:val="21"/>
+        </w:rPr>
+        <w:t>[49] BEYER B, JONES C, PETOFF J, et al. Site Reliability Engineering: How Google Runs Production Systems[M]. Sebastopol, CA: O'Reilly Media, 2016.</w:t>
+      </w:r>
+    </w:p>
+    <w:p>
+      <w:pPr>
+        <w:spacing w:after="120"/>
+        <w:ind w:firstLine="0"/>
+      </w:pPr>
+      <w:r>
+        <w:rPr>
+          <w:rFonts w:ascii="Times New Roman" w:hAnsi="Times New Roman" w:eastAsia="宋体"/>
+          <w:sz w:val="21"/>
+        </w:rPr>
+        <w:t>[50] TVERSKY A, KAHNEMAN D. Judgment under Uncertainty: Heuristics and Biases[J]. Science, 1974, 185(4157): 1124-1131.</w:t>
+      </w:r>
+    </w:p>
+    <w:p>
+      <w:pPr>
+        <w:spacing w:after="120"/>
+        <w:ind w:firstLine="0"/>
+      </w:pPr>
+      <w:r>
+        <w:rPr>
+          <w:rFonts w:ascii="Times New Roman" w:hAnsi="Times New Roman" w:eastAsia="宋体"/>
+          <w:sz w:val="21"/>
+        </w:rPr>
+        <w:t>[51] ZELLER A. Why Programs Fail: A Guide to Systematic Debugging[M]. 2nd ed. San Francisco: Morgan Kaufmann, 2009.</w:t>
+      </w:r>
+    </w:p>
+    <w:p>
+      <w:pPr>
+        <w:spacing w:after="120"/>
+        <w:ind w:firstLine="0"/>
+      </w:pPr>
+      <w:r>
+        <w:rPr>
+          <w:rFonts w:ascii="Times New Roman" w:hAnsi="Times New Roman" w:eastAsia="宋体"/>
+          <w:sz w:val="21"/>
+        </w:rPr>
+        <w:t>[52] GHIOTTO G, MURTA L, BARROS M, et al. On the Nature of Merge Conflicts: A Study of 2,731 Open Source Java Projects Hosted by GitHub[J]. IEEE Transactions on Software Engineering, 2020, 46(8).</w:t>
+      </w:r>
+    </w:p>
+    <w:p>
+      <w:pPr>
+        <w:spacing w:after="120"/>
+        <w:ind w:firstLine="0"/>
+      </w:pPr>
+      <w:r>
+        <w:rPr>
+          <w:rFonts w:ascii="Times New Roman" w:hAnsi="Times New Roman" w:eastAsia="宋体"/>
+          <w:sz w:val="21"/>
+        </w:rPr>
+        <w:t>[53] CONWAY M E. How Do Committees Invent?[J]. Datamation, 1968, 14(5).</w:t>
+      </w:r>
+    </w:p>
+    <w:p>
+      <w:pPr>
+        <w:spacing w:before="120" w:after="120"/>
+        <w:pBdr>
+          <w:bottom w:val="single" w:sz="6" w:color="BBBBBB"/>
+        </w:pBdr>
+      </w:pPr>
+    </w:p>
+    <w:p>
+      <w:pPr>
+        <w:pStyle w:val="Heading2"/>
         <w:spacing w:before="280" w:after="120"/>
       </w:pPr>
       <w:r>
@@ -9159,6 +11167,19 @@
           <w:sz w:val="21"/>
         </w:rPr>
         <w:t>*本文由 DSH Desktop 依据项目全过程记录整理，所有结论均可通过上述证据索引复现。*</w:t>
+      </w:r>
+    </w:p>
+    <w:p>
+      <w:pPr>
+        <w:spacing w:after="120"/>
+        <w:ind w:firstLine="0"/>
+      </w:pPr>
+      <w:r>
+        <w:rPr>
+          <w:rFonts w:ascii="Times New Roman" w:hAnsi="Times New Roman" w:eastAsia="宋体"/>
+          <w:sz w:val="21"/>
+        </w:rPr>
+        <w:t>*引文说明：全文共 53 处引用，均为可公开检索的正式出版物、国际标准或协议规范；凡属本项目特有经验、尚无可引文献支撑的判断，均在正文中明确标注为"本项目观察"或"教训"，不与引文观点混同。*</w:t>
       </w:r>
     </w:p>
     <w:sectPr>
